--- a/00-首页/题组Word/习题书/第三篇-有机化学/7-金属有机与偶联反应-学生版.docx
+++ b/00-首页/题组Word/习题书/第三篇-有机化学/7-金属有机与偶联反应-学生版.docx
@@ -21108,14 +21108,18 @@
         </w:rPr>
         <w:t xml:space="preserve">：</w:t>
       </w:r>
-    </w:p>
-    <w:p>
-      <w:pPr>
-        <w:numPr>
-          <w:ilvl w:val="0"/>
-          <w:numId w:val="1015"/>
-        </w:numPr>
-      </w:pPr>
+      <w:r>
+        <w:rPr>
+          <w:rFonts w:ascii="Times New Roman" w:hAnsi="Times New Roman" w:eastAsia="Times New Roman" w:cs="Times New Roman"/>
+        </w:rPr>
+        <w:t xml:space="preserve"> </w:t>
+      </w:r>
+      <w:r>
+        <w:rPr>
+          <w:rFonts w:ascii="Times New Roman" w:hAnsi="Times New Roman" w:eastAsia="Times New Roman" w:cs="Times New Roman"/>
+        </w:rPr>
+        <w:t xml:space="preserve">1. </w:t>
+      </w:r>
       <w:r>
         <w:rPr>
           <w:rFonts w:hint="eastAsia" w:ascii="Times New Roman" w:hAnsi="Times New Roman" w:eastAsia="FangSong" w:cs="Times New Roman"/>
@@ -21128,29 +21132,30 @@
         </w:rPr>
         <w:t>：</w:t>
       </w:r>
-    </w:p>
-    <w:p>
-      <w:pPr>
-        <w:pStyle w:val="Compact"/>
-        <w:numPr>
-          <w:ilvl w:val="1"/>
-          <w:numId w:val="1016"/>
-        </w:numPr>
-      </w:pPr>
-      <w:r>
-        <w:rPr>
-          <w:rFonts w:ascii="Times New Roman" w:hAnsi="Times New Roman" w:eastAsia="Times New Roman" w:cs="Times New Roman"/>
-        </w:rPr>
-        <w:t xml:space="preserve">Boc、Cbz、Bn、Ms、Ts、Tf、TBDPS、PMB</w:t>
-      </w:r>
-    </w:p>
-    <w:p>
-      <w:pPr>
-        <w:numPr>
-          <w:ilvl w:val="0"/>
-          <w:numId w:val="1015"/>
-        </w:numPr>
-      </w:pPr>
+      <w:r>
+        <w:rPr>
+          <w:rFonts w:ascii="Times New Roman" w:hAnsi="Times New Roman" w:eastAsia="Times New Roman" w:cs="Times New Roman"/>
+        </w:rPr>
+        <w:t xml:space="preserve"> </w:t>
+      </w:r>
+      <w:r>
+        <w:rPr>
+          <w:rFonts w:ascii="Times New Roman" w:hAnsi="Times New Roman" w:eastAsia="Times New Roman" w:cs="Times New Roman"/>
+        </w:rPr>
+        <w:t xml:space="preserve">- Boc、Cbz、Bn、Ms、Ts、Tf、TBDPS、PMB</w:t>
+      </w:r>
+      <w:r>
+        <w:rPr>
+          <w:rFonts w:ascii="Times New Roman" w:hAnsi="Times New Roman" w:eastAsia="Times New Roman" w:cs="Times New Roman"/>
+        </w:rPr>
+        <w:t xml:space="preserve"> </w:t>
+      </w:r>
+      <w:r>
+        <w:rPr>
+          <w:rFonts w:ascii="Times New Roman" w:hAnsi="Times New Roman" w:eastAsia="Times New Roman" w:cs="Times New Roman"/>
+        </w:rPr>
+        <w:t xml:space="preserve">2. </w:t>
+      </w:r>
       <w:r>
         <w:rPr>
           <w:rFonts w:hint="eastAsia" w:ascii="Times New Roman" w:hAnsi="Times New Roman" w:eastAsia="FangSong" w:cs="Times New Roman"/>
@@ -21175,14 +21180,18 @@
         </w:rPr>
         <w:t>？</w:t>
       </w:r>
-    </w:p>
-    <w:p>
-      <w:pPr>
-        <w:numPr>
-          <w:ilvl w:val="0"/>
-          <w:numId w:val="1015"/>
-        </w:numPr>
-      </w:pPr>
+      <w:r>
+        <w:rPr>
+          <w:rFonts w:ascii="Times New Roman" w:hAnsi="Times New Roman" w:eastAsia="Times New Roman" w:cs="Times New Roman"/>
+        </w:rPr>
+        <w:t xml:space="preserve"> </w:t>
+      </w:r>
+      <w:r>
+        <w:rPr>
+          <w:rFonts w:ascii="Times New Roman" w:hAnsi="Times New Roman" w:eastAsia="Times New Roman" w:cs="Times New Roman"/>
+        </w:rPr>
+        <w:t xml:space="preserve">3. </w:t>
+      </w:r>
       <w:r>
         <w:rPr>
           <w:rFonts w:hint="eastAsia" w:ascii="Times New Roman" w:hAnsi="Times New Roman" w:eastAsia="Times New Roman" w:cs="Times New Roman"/>
@@ -21201,14 +21210,18 @@
         </w:rPr>
         <w:t>？</w:t>
       </w:r>
-    </w:p>
-    <w:p>
-      <w:pPr>
-        <w:numPr>
-          <w:ilvl w:val="0"/>
-          <w:numId w:val="1015"/>
-        </w:numPr>
-      </w:pPr>
+      <w:r>
+        <w:rPr>
+          <w:rFonts w:ascii="Times New Roman" w:hAnsi="Times New Roman" w:eastAsia="Times New Roman" w:cs="Times New Roman"/>
+        </w:rPr>
+        <w:t xml:space="preserve"> </w:t>
+      </w:r>
+      <w:r>
+        <w:rPr>
+          <w:rFonts w:ascii="Times New Roman" w:hAnsi="Times New Roman" w:eastAsia="Times New Roman" w:cs="Times New Roman"/>
+        </w:rPr>
+        <w:t xml:space="preserve">4. </w:t>
+      </w:r>
       <w:r>
         <w:rPr>
           <w:rFonts w:hint="eastAsia" w:ascii="Times New Roman" w:hAnsi="Times New Roman" w:eastAsia="Times New Roman" w:cs="Times New Roman"/>
@@ -27180,7 +27193,7 @@
         <w:pStyle w:val="Compact"/>
         <w:numPr>
           <w:ilvl w:val="0"/>
-          <w:numId w:val="1017"/>
+          <w:numId w:val="1015"/>
         </w:numPr>
       </w:pPr>
       <w:r>
@@ -27222,7 +27235,7 @@
         <w:pStyle w:val="Compact"/>
         <w:numPr>
           <w:ilvl w:val="0"/>
-          <w:numId w:val="1017"/>
+          <w:numId w:val="1015"/>
         </w:numPr>
       </w:pPr>
       <w:r>
@@ -27284,7 +27297,7 @@
         <w:pStyle w:val="Compact"/>
         <w:numPr>
           <w:ilvl w:val="0"/>
-          <w:numId w:val="1017"/>
+          <w:numId w:val="1015"/>
         </w:numPr>
       </w:pPr>
       <w:r>
@@ -27573,7 +27586,7 @@
         <w:pStyle w:val="Compact"/>
         <w:numPr>
           <w:ilvl w:val="0"/>
-          <w:numId w:val="1018"/>
+          <w:numId w:val="1016"/>
         </w:numPr>
       </w:pPr>
       <w:r>
@@ -27620,7 +27633,7 @@
         <w:pStyle w:val="Compact"/>
         <w:numPr>
           <w:ilvl w:val="0"/>
-          <w:numId w:val="1018"/>
+          <w:numId w:val="1016"/>
         </w:numPr>
       </w:pPr>
       <w:r>
@@ -27641,7 +27654,7 @@
         <w:pStyle w:val="Compact"/>
         <w:numPr>
           <w:ilvl w:val="0"/>
-          <w:numId w:val="1018"/>
+          <w:numId w:val="1016"/>
         </w:numPr>
       </w:pPr>
       <w:r>
@@ -27656,7 +27669,7 @@
         <w:pStyle w:val="Compact"/>
         <w:numPr>
           <w:ilvl w:val="0"/>
-          <w:numId w:val="1018"/>
+          <w:numId w:val="1016"/>
         </w:numPr>
       </w:pPr>
       <w:r>
@@ -27671,7 +27684,7 @@
         <w:pStyle w:val="Compact"/>
         <w:numPr>
           <w:ilvl w:val="0"/>
-          <w:numId w:val="1018"/>
+          <w:numId w:val="1016"/>
         </w:numPr>
       </w:pPr>
       <w:r>
@@ -27705,7 +27718,7 @@
         <w:pStyle w:val="Compact"/>
         <w:numPr>
           <w:ilvl w:val="0"/>
-          <w:numId w:val="1018"/>
+          <w:numId w:val="1016"/>
         </w:numPr>
       </w:pPr>
       <w:r>
@@ -28892,42 +28905,9 @@
     </w:lvlOverride>
   </w:num>
   <w:num w:numId="1015">
-    <w:abstractNumId w:val="99411"/>
-    <w:lvlOverride w:ilvl="0">
-      <w:startOverride w:val="1"/>
-    </w:lvlOverride>
-    <w:lvlOverride w:ilvl="1">
-      <w:startOverride w:val="1"/>
-    </w:lvlOverride>
-    <w:lvlOverride w:ilvl="2">
-      <w:startOverride w:val="1"/>
-    </w:lvlOverride>
-    <w:lvlOverride w:ilvl="3">
-      <w:startOverride w:val="1"/>
-    </w:lvlOverride>
-    <w:lvlOverride w:ilvl="4">
-      <w:startOverride w:val="1"/>
-    </w:lvlOverride>
-    <w:lvlOverride w:ilvl="5">
-      <w:startOverride w:val="1"/>
-    </w:lvlOverride>
-    <w:lvlOverride w:ilvl="6">
-      <w:startOverride w:val="1"/>
-    </w:lvlOverride>
-    <w:lvlOverride w:ilvl="7">
-      <w:startOverride w:val="1"/>
-    </w:lvlOverride>
-    <w:lvlOverride w:ilvl="8">
-      <w:startOverride w:val="1"/>
-    </w:lvlOverride>
+    <w:abstractNumId w:val="991"/>
   </w:num>
   <w:num w:numId="1016">
-    <w:abstractNumId w:val="991"/>
-  </w:num>
-  <w:num w:numId="1017">
-    <w:abstractNumId w:val="991"/>
-  </w:num>
-  <w:num w:numId="1018">
     <w:abstractNumId w:val="991"/>
   </w:num>
 </w:numbering>

--- a/00-首页/题组Word/习题书/第三篇-有机化学/7-金属有机与偶联反应-学生版.docx
+++ b/00-首页/题组Word/习题书/第三篇-有机化学/7-金属有机与偶联反应-学生版.docx
@@ -102,6 +102,21 @@
     </w:p>
     <w:p>
       <w:pPr>
+        <w:spacing w:before="0" w:after="0"/>
+      </w:pPr>
+    </w:p>
+    <w:p>
+      <w:pPr>
+        <w:spacing w:before="0" w:after="0"/>
+      </w:pPr>
+    </w:p>
+    <w:p>
+      <w:pPr>
+        <w:spacing w:before="0" w:after="0"/>
+      </w:pPr>
+    </w:p>
+    <w:p>
+      <w:pPr>
         <w:spacing w:before="160" w:after="80"/>
       </w:pPr>
       <w:r>
@@ -149,6 +164,21 @@
     </w:p>
     <w:p>
       <w:pPr>
+        <w:spacing w:before="0" w:after="0"/>
+      </w:pPr>
+    </w:p>
+    <w:p>
+      <w:pPr>
+        <w:spacing w:before="0" w:after="0"/>
+      </w:pPr>
+    </w:p>
+    <w:p>
+      <w:pPr>
+        <w:spacing w:before="0" w:after="0"/>
+      </w:pPr>
+    </w:p>
+    <w:p>
+      <w:pPr>
         <w:spacing w:before="160" w:after="80"/>
       </w:pPr>
       <w:r>
@@ -196,6 +226,21 @@
     </w:p>
     <w:p>
       <w:pPr>
+        <w:spacing w:before="0" w:after="0"/>
+      </w:pPr>
+    </w:p>
+    <w:p>
+      <w:pPr>
+        <w:spacing w:before="0" w:after="0"/>
+      </w:pPr>
+    </w:p>
+    <w:p>
+      <w:pPr>
+        <w:spacing w:before="0" w:after="0"/>
+      </w:pPr>
+    </w:p>
+    <w:p>
+      <w:pPr>
         <w:spacing w:before="160" w:after="80"/>
       </w:pPr>
       <w:r>
@@ -255,6 +300,21 @@
     </w:p>
     <w:p>
       <w:pPr>
+        <w:spacing w:before="0" w:after="0"/>
+      </w:pPr>
+    </w:p>
+    <w:p>
+      <w:pPr>
+        <w:spacing w:before="0" w:after="0"/>
+      </w:pPr>
+    </w:p>
+    <w:p>
+      <w:pPr>
+        <w:spacing w:before="0" w:after="0"/>
+      </w:pPr>
+    </w:p>
+    <w:p>
+      <w:pPr>
         <w:spacing w:before="160" w:after="80"/>
       </w:pPr>
       <w:r>
@@ -314,6 +374,21 @@
     </w:p>
     <w:p>
       <w:pPr>
+        <w:spacing w:before="0" w:after="0"/>
+      </w:pPr>
+    </w:p>
+    <w:p>
+      <w:pPr>
+        <w:spacing w:before="0" w:after="0"/>
+      </w:pPr>
+    </w:p>
+    <w:p>
+      <w:pPr>
+        <w:spacing w:before="0" w:after="0"/>
+      </w:pPr>
+    </w:p>
+    <w:p>
+      <w:pPr>
         <w:spacing w:before="160" w:after="80"/>
       </w:pPr>
       <w:r>
@@ -406,6 +481,21 @@
         </w:rPr>
         <w:t>。</w:t>
       </w:r>
+    </w:p>
+    <w:p>
+      <w:pPr>
+        <w:spacing w:before="0" w:after="0"/>
+      </w:pPr>
+    </w:p>
+    <w:p>
+      <w:pPr>
+        <w:spacing w:before="0" w:after="0"/>
+      </w:pPr>
+    </w:p>
+    <w:p>
+      <w:pPr>
+        <w:spacing w:before="0" w:after="0"/>
+      </w:pPr>
     </w:p>
     <w:p>
       <w:pPr>
@@ -614,6 +704,31 @@
     </w:p>
     <w:p>
       <w:pPr>
+        <w:spacing w:before="0" w:after="0"/>
+      </w:pPr>
+    </w:p>
+    <w:p>
+      <w:pPr>
+        <w:spacing w:before="0" w:after="0"/>
+      </w:pPr>
+    </w:p>
+    <w:p>
+      <w:pPr>
+        <w:spacing w:before="0" w:after="0"/>
+      </w:pPr>
+    </w:p>
+    <w:p>
+      <w:pPr>
+        <w:spacing w:before="0" w:after="0"/>
+      </w:pPr>
+    </w:p>
+    <w:p>
+      <w:pPr>
+        <w:spacing w:before="0" w:after="0"/>
+      </w:pPr>
+    </w:p>
+    <w:p>
+      <w:pPr>
         <w:spacing w:before="160" w:after="80"/>
       </w:pPr>
       <w:r>
@@ -703,6 +818,31 @@
     </w:p>
     <w:p>
       <w:pPr>
+        <w:spacing w:before="0" w:after="0"/>
+      </w:pPr>
+    </w:p>
+    <w:p>
+      <w:pPr>
+        <w:spacing w:before="0" w:after="0"/>
+      </w:pPr>
+    </w:p>
+    <w:p>
+      <w:pPr>
+        <w:spacing w:before="0" w:after="0"/>
+      </w:pPr>
+    </w:p>
+    <w:p>
+      <w:pPr>
+        <w:spacing w:before="0" w:after="0"/>
+      </w:pPr>
+    </w:p>
+    <w:p>
+      <w:pPr>
+        <w:spacing w:before="0" w:after="0"/>
+      </w:pPr>
+    </w:p>
+    <w:p>
+      <w:pPr>
         <w:spacing w:before="160" w:after="80"/>
       </w:pPr>
       <w:r>
@@ -762,6 +902,21 @@
     </w:p>
     <w:p>
       <w:pPr>
+        <w:spacing w:before="0" w:after="0"/>
+      </w:pPr>
+    </w:p>
+    <w:p>
+      <w:pPr>
+        <w:spacing w:before="0" w:after="0"/>
+      </w:pPr>
+    </w:p>
+    <w:p>
+      <w:pPr>
+        <w:spacing w:before="0" w:after="0"/>
+      </w:pPr>
+    </w:p>
+    <w:p>
+      <w:pPr>
         <w:spacing w:before="160" w:after="80"/>
       </w:pPr>
       <w:r>
@@ -809,6 +964,21 @@
     </w:p>
     <w:p>
       <w:pPr>
+        <w:spacing w:before="0" w:after="0"/>
+      </w:pPr>
+    </w:p>
+    <w:p>
+      <w:pPr>
+        <w:spacing w:before="0" w:after="0"/>
+      </w:pPr>
+    </w:p>
+    <w:p>
+      <w:pPr>
+        <w:spacing w:before="0" w:after="0"/>
+      </w:pPr>
+    </w:p>
+    <w:p>
+      <w:pPr>
         <w:spacing w:before="160" w:after="80"/>
       </w:pPr>
       <w:r>
@@ -898,6 +1068,21 @@
     </w:p>
     <w:p>
       <w:pPr>
+        <w:spacing w:before="0" w:after="0"/>
+      </w:pPr>
+    </w:p>
+    <w:p>
+      <w:pPr>
+        <w:spacing w:before="0" w:after="0"/>
+      </w:pPr>
+    </w:p>
+    <w:p>
+      <w:pPr>
+        <w:spacing w:before="0" w:after="0"/>
+      </w:pPr>
+    </w:p>
+    <w:p>
+      <w:pPr>
         <w:spacing w:before="160" w:after="80"/>
       </w:pPr>
       <w:r>
@@ -1023,6 +1208,21 @@
     </w:p>
     <w:p>
       <w:pPr>
+        <w:spacing w:before="0" w:after="0"/>
+      </w:pPr>
+    </w:p>
+    <w:p>
+      <w:pPr>
+        <w:spacing w:before="0" w:after="0"/>
+      </w:pPr>
+    </w:p>
+    <w:p>
+      <w:pPr>
+        <w:spacing w:before="0" w:after="0"/>
+      </w:pPr>
+    </w:p>
+    <w:p>
+      <w:pPr>
         <w:spacing w:before="160" w:after="80"/>
       </w:pPr>
       <w:r>
@@ -1129,6 +1329,21 @@
     </w:p>
     <w:p>
       <w:pPr>
+        <w:spacing w:before="0" w:after="0"/>
+      </w:pPr>
+    </w:p>
+    <w:p>
+      <w:pPr>
+        <w:spacing w:before="0" w:after="0"/>
+      </w:pPr>
+    </w:p>
+    <w:p>
+      <w:pPr>
+        <w:spacing w:before="0" w:after="0"/>
+      </w:pPr>
+    </w:p>
+    <w:p>
+      <w:pPr>
         <w:spacing w:before="160" w:after="80"/>
       </w:pPr>
       <w:r>
@@ -1180,7 +1395,7 @@
         </w:rPr>
         <w:drawing>
           <wp:inline>
-            <wp:extent cx="3600000" cy="1208731"/>
+            <wp:extent cx="3600000" cy="1197219"/>
             <wp:effectExtent b="0" l="0" r="0" t="0"/>
             <wp:docPr descr="" title="" id="27" name="Picture"/>
             <a:graphic>
@@ -1201,7 +1416,7 @@
                   <pic:spPr bwMode="auto">
                     <a:xfrm>
                       <a:off x="0" y="0"/>
-                      <a:ext cx="3600000" cy="1208731"/>
+                      <a:ext cx="3600000" cy="1197219"/>
                     </a:xfrm>
                     <a:prstGeom prst="rect">
                       <a:avLst/>
@@ -1253,6 +1468,21 @@
     </w:p>
     <w:p>
       <w:pPr>
+        <w:spacing w:before="0" w:after="0"/>
+      </w:pPr>
+    </w:p>
+    <w:p>
+      <w:pPr>
+        <w:spacing w:before="0" w:after="0"/>
+      </w:pPr>
+    </w:p>
+    <w:p>
+      <w:pPr>
+        <w:spacing w:before="0" w:after="0"/>
+      </w:pPr>
+    </w:p>
+    <w:p>
+      <w:pPr>
         <w:spacing w:before="160" w:after="80"/>
       </w:pPr>
       <w:r>
@@ -1379,6 +1609,46 @@
     </w:p>
     <w:p>
       <w:pPr>
+        <w:spacing w:before="0" w:after="0"/>
+      </w:pPr>
+    </w:p>
+    <w:p>
+      <w:pPr>
+        <w:spacing w:before="0" w:after="0"/>
+      </w:pPr>
+    </w:p>
+    <w:p>
+      <w:pPr>
+        <w:spacing w:before="0" w:after="0"/>
+      </w:pPr>
+    </w:p>
+    <w:p>
+      <w:pPr>
+        <w:spacing w:before="0" w:after="0"/>
+      </w:pPr>
+    </w:p>
+    <w:p>
+      <w:pPr>
+        <w:spacing w:before="0" w:after="0"/>
+      </w:pPr>
+    </w:p>
+    <w:p>
+      <w:pPr>
+        <w:spacing w:before="0" w:after="0"/>
+      </w:pPr>
+    </w:p>
+    <w:p>
+      <w:pPr>
+        <w:spacing w:before="0" w:after="0"/>
+      </w:pPr>
+    </w:p>
+    <w:p>
+      <w:pPr>
+        <w:spacing w:before="0" w:after="0"/>
+      </w:pPr>
+    </w:p>
+    <w:p>
+      <w:pPr>
         <w:spacing w:before="160" w:after="80"/>
       </w:pPr>
       <w:r>
@@ -1448,7 +1718,7 @@
         </w:rPr>
         <w:drawing>
           <wp:inline>
-            <wp:extent cx="3600000" cy="1294191"/>
+            <wp:extent cx="3588696" cy="1294191"/>
             <wp:effectExtent b="0" l="0" r="0" t="0"/>
             <wp:docPr descr="" title="" id="32" name="Picture"/>
             <a:graphic>
@@ -1469,7 +1739,7 @@
                   <pic:spPr bwMode="auto">
                     <a:xfrm>
                       <a:off x="0" y="0"/>
-                      <a:ext cx="3600000" cy="1294191"/>
+                      <a:ext cx="3588696" cy="1294191"/>
                     </a:xfrm>
                     <a:prstGeom prst="rect">
                       <a:avLst/>
@@ -1511,7 +1781,7 @@
         </w:rPr>
         <w:drawing>
           <wp:inline>
-            <wp:extent cx="3600000" cy="2573076"/>
+            <wp:extent cx="3586006" cy="2573076"/>
             <wp:effectExtent b="0" l="0" r="0" t="0"/>
             <wp:docPr descr="" title="" id="35" name="Picture"/>
             <a:graphic>
@@ -1532,7 +1802,7 @@
                   <pic:spPr bwMode="auto">
                     <a:xfrm>
                       <a:off x="0" y="0"/>
-                      <a:ext cx="3600000" cy="2573076"/>
+                      <a:ext cx="3586006" cy="2573076"/>
                     </a:xfrm>
                     <a:prstGeom prst="rect">
                       <a:avLst/>
@@ -1674,6 +1944,46 @@
     </w:p>
     <w:p>
       <w:pPr>
+        <w:spacing w:before="0" w:after="0"/>
+      </w:pPr>
+    </w:p>
+    <w:p>
+      <w:pPr>
+        <w:spacing w:before="0" w:after="0"/>
+      </w:pPr>
+    </w:p>
+    <w:p>
+      <w:pPr>
+        <w:spacing w:before="0" w:after="0"/>
+      </w:pPr>
+    </w:p>
+    <w:p>
+      <w:pPr>
+        <w:spacing w:before="0" w:after="0"/>
+      </w:pPr>
+    </w:p>
+    <w:p>
+      <w:pPr>
+        <w:spacing w:before="0" w:after="0"/>
+      </w:pPr>
+    </w:p>
+    <w:p>
+      <w:pPr>
+        <w:spacing w:before="0" w:after="0"/>
+      </w:pPr>
+    </w:p>
+    <w:p>
+      <w:pPr>
+        <w:spacing w:before="0" w:after="0"/>
+      </w:pPr>
+    </w:p>
+    <w:p>
+      <w:pPr>
+        <w:spacing w:before="0" w:after="0"/>
+      </w:pPr>
+    </w:p>
+    <w:p>
+      <w:pPr>
         <w:spacing w:before="160" w:after="80"/>
       </w:pPr>
       <w:r>
@@ -1731,7 +2041,7 @@
         </w:rPr>
         <w:drawing>
           <wp:inline>
-            <wp:extent cx="3600000" cy="617773"/>
+            <wp:extent cx="3600000" cy="616615"/>
             <wp:effectExtent b="0" l="0" r="0" t="0"/>
             <wp:docPr descr="" title="" id="39" name="Picture"/>
             <a:graphic>
@@ -1752,7 +2062,7 @@
                   <pic:spPr bwMode="auto">
                     <a:xfrm>
                       <a:off x="0" y="0"/>
-                      <a:ext cx="3600000" cy="617773"/>
+                      <a:ext cx="3600000" cy="616615"/>
                     </a:xfrm>
                     <a:prstGeom prst="rect">
                       <a:avLst/>
@@ -1840,6 +2150,31 @@
     </w:p>
     <w:p>
       <w:pPr>
+        <w:spacing w:before="0" w:after="0"/>
+      </w:pPr>
+    </w:p>
+    <w:p>
+      <w:pPr>
+        <w:spacing w:before="0" w:after="0"/>
+      </w:pPr>
+    </w:p>
+    <w:p>
+      <w:pPr>
+        <w:spacing w:before="0" w:after="0"/>
+      </w:pPr>
+    </w:p>
+    <w:p>
+      <w:pPr>
+        <w:spacing w:before="0" w:after="0"/>
+      </w:pPr>
+    </w:p>
+    <w:p>
+      <w:pPr>
+        <w:spacing w:before="0" w:after="0"/>
+      </w:pPr>
+    </w:p>
+    <w:p>
+      <w:pPr>
         <w:spacing w:before="160" w:after="80"/>
       </w:pPr>
       <w:r>
@@ -1921,7 +2256,7 @@
         </w:rPr>
         <w:drawing>
           <wp:inline>
-            <wp:extent cx="3600000" cy="1012289"/>
+            <wp:extent cx="3600000" cy="1002617"/>
             <wp:effectExtent b="0" l="0" r="0" t="0"/>
             <wp:docPr descr="" title="" id="43" name="Picture"/>
             <a:graphic>
@@ -1942,7 +2277,7 @@
                   <pic:spPr bwMode="auto">
                     <a:xfrm>
                       <a:off x="0" y="0"/>
-                      <a:ext cx="3600000" cy="1012289"/>
+                      <a:ext cx="3600000" cy="1002617"/>
                     </a:xfrm>
                     <a:prstGeom prst="rect">
                       <a:avLst/>
@@ -1973,7 +2308,7 @@
         </w:rPr>
         <w:drawing>
           <wp:inline>
-            <wp:extent cx="3600000" cy="1101098"/>
+            <wp:extent cx="3600000" cy="1076697"/>
             <wp:effectExtent b="0" l="0" r="0" t="0"/>
             <wp:docPr descr="" title="" id="46" name="Picture"/>
             <a:graphic>
@@ -1994,7 +2329,7 @@
                   <pic:spPr bwMode="auto">
                     <a:xfrm>
                       <a:off x="0" y="0"/>
-                      <a:ext cx="3600000" cy="1101098"/>
+                      <a:ext cx="3600000" cy="1076697"/>
                     </a:xfrm>
                     <a:prstGeom prst="rect">
                       <a:avLst/>
@@ -2040,6 +2375,46 @@
     </w:p>
     <w:p>
       <w:pPr>
+        <w:spacing w:before="0" w:after="0"/>
+      </w:pPr>
+    </w:p>
+    <w:p>
+      <w:pPr>
+        <w:spacing w:before="0" w:after="0"/>
+      </w:pPr>
+    </w:p>
+    <w:p>
+      <w:pPr>
+        <w:spacing w:before="0" w:after="0"/>
+      </w:pPr>
+    </w:p>
+    <w:p>
+      <w:pPr>
+        <w:spacing w:before="0" w:after="0"/>
+      </w:pPr>
+    </w:p>
+    <w:p>
+      <w:pPr>
+        <w:spacing w:before="0" w:after="0"/>
+      </w:pPr>
+    </w:p>
+    <w:p>
+      <w:pPr>
+        <w:spacing w:before="0" w:after="0"/>
+      </w:pPr>
+    </w:p>
+    <w:p>
+      <w:pPr>
+        <w:spacing w:before="0" w:after="0"/>
+      </w:pPr>
+    </w:p>
+    <w:p>
+      <w:pPr>
+        <w:spacing w:before="0" w:after="0"/>
+      </w:pPr>
+    </w:p>
+    <w:p>
+      <w:pPr>
         <w:spacing w:before="160" w:after="80"/>
       </w:pPr>
       <w:r>
@@ -2110,7 +2485,7 @@
         </w:rPr>
         <w:drawing>
           <wp:inline>
-            <wp:extent cx="3600000" cy="581497"/>
+            <wp:extent cx="3589422" cy="581497"/>
             <wp:effectExtent b="0" l="0" r="0" t="0"/>
             <wp:docPr descr="" title="" id="50" name="Picture"/>
             <a:graphic>
@@ -2131,7 +2506,7 @@
                   <pic:spPr bwMode="auto">
                     <a:xfrm>
                       <a:off x="0" y="0"/>
-                      <a:ext cx="3600000" cy="581497"/>
+                      <a:ext cx="3589422" cy="581497"/>
                     </a:xfrm>
                     <a:prstGeom prst="rect">
                       <a:avLst/>
@@ -2190,6 +2565,46 @@
     </w:p>
     <w:p>
       <w:pPr>
+        <w:spacing w:before="0" w:after="0"/>
+      </w:pPr>
+    </w:p>
+    <w:p>
+      <w:pPr>
+        <w:spacing w:before="0" w:after="0"/>
+      </w:pPr>
+    </w:p>
+    <w:p>
+      <w:pPr>
+        <w:spacing w:before="0" w:after="0"/>
+      </w:pPr>
+    </w:p>
+    <w:p>
+      <w:pPr>
+        <w:spacing w:before="0" w:after="0"/>
+      </w:pPr>
+    </w:p>
+    <w:p>
+      <w:pPr>
+        <w:spacing w:before="0" w:after="0"/>
+      </w:pPr>
+    </w:p>
+    <w:p>
+      <w:pPr>
+        <w:spacing w:before="0" w:after="0"/>
+      </w:pPr>
+    </w:p>
+    <w:p>
+      <w:pPr>
+        <w:spacing w:before="0" w:after="0"/>
+      </w:pPr>
+    </w:p>
+    <w:p>
+      <w:pPr>
+        <w:spacing w:before="0" w:after="0"/>
+      </w:pPr>
+    </w:p>
+    <w:p>
+      <w:pPr>
         <w:spacing w:before="160" w:after="80"/>
       </w:pPr>
       <w:r>
@@ -2265,7 +2680,7 @@
         </w:rPr>
         <w:drawing>
           <wp:inline>
-            <wp:extent cx="3600000" cy="1758054"/>
+            <wp:extent cx="3600000" cy="1713025"/>
             <wp:effectExtent b="0" l="0" r="0" t="0"/>
             <wp:docPr descr="" title="" id="54" name="Picture"/>
             <a:graphic>
@@ -2286,7 +2701,7 @@
                   <pic:spPr bwMode="auto">
                     <a:xfrm>
                       <a:off x="0" y="0"/>
-                      <a:ext cx="3600000" cy="1758054"/>
+                      <a:ext cx="3600000" cy="1713025"/>
                     </a:xfrm>
                     <a:prstGeom prst="rect">
                       <a:avLst/>
@@ -2332,6 +2747,46 @@
     </w:p>
     <w:p>
       <w:pPr>
+        <w:spacing w:before="0" w:after="0"/>
+      </w:pPr>
+    </w:p>
+    <w:p>
+      <w:pPr>
+        <w:spacing w:before="0" w:after="0"/>
+      </w:pPr>
+    </w:p>
+    <w:p>
+      <w:pPr>
+        <w:spacing w:before="0" w:after="0"/>
+      </w:pPr>
+    </w:p>
+    <w:p>
+      <w:pPr>
+        <w:spacing w:before="0" w:after="0"/>
+      </w:pPr>
+    </w:p>
+    <w:p>
+      <w:pPr>
+        <w:spacing w:before="0" w:after="0"/>
+      </w:pPr>
+    </w:p>
+    <w:p>
+      <w:pPr>
+        <w:spacing w:before="0" w:after="0"/>
+      </w:pPr>
+    </w:p>
+    <w:p>
+      <w:pPr>
+        <w:spacing w:before="0" w:after="0"/>
+      </w:pPr>
+    </w:p>
+    <w:p>
+      <w:pPr>
+        <w:spacing w:before="0" w:after="0"/>
+      </w:pPr>
+    </w:p>
+    <w:p>
+      <w:pPr>
         <w:spacing w:before="160" w:after="80"/>
       </w:pPr>
       <w:r>
@@ -2389,7 +2844,7 @@
         </w:rPr>
         <w:drawing>
           <wp:inline>
-            <wp:extent cx="3600000" cy="1079267"/>
+            <wp:extent cx="3600000" cy="1029126"/>
             <wp:effectExtent b="0" l="0" r="0" t="0"/>
             <wp:docPr descr="" title="" id="58" name="Picture"/>
             <a:graphic>
@@ -2410,7 +2865,7 @@
                   <pic:spPr bwMode="auto">
                     <a:xfrm>
                       <a:off x="0" y="0"/>
-                      <a:ext cx="3600000" cy="1079267"/>
+                      <a:ext cx="3600000" cy="1029126"/>
                     </a:xfrm>
                     <a:prstGeom prst="rect">
                       <a:avLst/>
@@ -2456,6 +2911,46 @@
     </w:p>
     <w:p>
       <w:pPr>
+        <w:spacing w:before="0" w:after="0"/>
+      </w:pPr>
+    </w:p>
+    <w:p>
+      <w:pPr>
+        <w:spacing w:before="0" w:after="0"/>
+      </w:pPr>
+    </w:p>
+    <w:p>
+      <w:pPr>
+        <w:spacing w:before="0" w:after="0"/>
+      </w:pPr>
+    </w:p>
+    <w:p>
+      <w:pPr>
+        <w:spacing w:before="0" w:after="0"/>
+      </w:pPr>
+    </w:p>
+    <w:p>
+      <w:pPr>
+        <w:spacing w:before="0" w:after="0"/>
+      </w:pPr>
+    </w:p>
+    <w:p>
+      <w:pPr>
+        <w:spacing w:before="0" w:after="0"/>
+      </w:pPr>
+    </w:p>
+    <w:p>
+      <w:pPr>
+        <w:spacing w:before="0" w:after="0"/>
+      </w:pPr>
+    </w:p>
+    <w:p>
+      <w:pPr>
+        <w:spacing w:before="0" w:after="0"/>
+      </w:pPr>
+    </w:p>
+    <w:p>
+      <w:pPr>
         <w:spacing w:before="160" w:after="80"/>
       </w:pPr>
       <w:r>
@@ -3083,6 +3578,31 @@
     </w:p>
     <w:p>
       <w:pPr>
+        <w:spacing w:before="0" w:after="0"/>
+      </w:pPr>
+    </w:p>
+    <w:p>
+      <w:pPr>
+        <w:spacing w:before="0" w:after="0"/>
+      </w:pPr>
+    </w:p>
+    <w:p>
+      <w:pPr>
+        <w:spacing w:before="0" w:after="0"/>
+      </w:pPr>
+    </w:p>
+    <w:p>
+      <w:pPr>
+        <w:spacing w:before="0" w:after="0"/>
+      </w:pPr>
+    </w:p>
+    <w:p>
+      <w:pPr>
+        <w:spacing w:before="0" w:after="0"/>
+      </w:pPr>
+    </w:p>
+    <w:p>
+      <w:pPr>
         <w:spacing w:before="160" w:after="80"/>
       </w:pPr>
       <w:r>
@@ -3382,6 +3902,31 @@
         </w:rPr>
         <w:t xml:space="preserve">习题</w:t>
       </w:r>
+    </w:p>
+    <w:p>
+      <w:pPr>
+        <w:spacing w:before="0" w:after="0"/>
+      </w:pPr>
+    </w:p>
+    <w:p>
+      <w:pPr>
+        <w:spacing w:before="0" w:after="0"/>
+      </w:pPr>
+    </w:p>
+    <w:p>
+      <w:pPr>
+        <w:spacing w:before="0" w:after="0"/>
+      </w:pPr>
+    </w:p>
+    <w:p>
+      <w:pPr>
+        <w:spacing w:before="0" w:after="0"/>
+      </w:pPr>
+    </w:p>
+    <w:p>
+      <w:pPr>
+        <w:spacing w:before="0" w:after="0"/>
+      </w:pPr>
     </w:p>
     <w:p>
       <w:pPr>
@@ -3875,6 +4420,31 @@
     </w:p>
     <w:p>
       <w:pPr>
+        <w:spacing w:before="0" w:after="0"/>
+      </w:pPr>
+    </w:p>
+    <w:p>
+      <w:pPr>
+        <w:spacing w:before="0" w:after="0"/>
+      </w:pPr>
+    </w:p>
+    <w:p>
+      <w:pPr>
+        <w:spacing w:before="0" w:after="0"/>
+      </w:pPr>
+    </w:p>
+    <w:p>
+      <w:pPr>
+        <w:spacing w:before="0" w:after="0"/>
+      </w:pPr>
+    </w:p>
+    <w:p>
+      <w:pPr>
+        <w:spacing w:before="0" w:after="0"/>
+      </w:pPr>
+    </w:p>
+    <w:p>
+      <w:pPr>
         <w:spacing w:before="160" w:after="80"/>
       </w:pPr>
       <w:r>
@@ -4199,6 +4769,31 @@
     </w:p>
     <w:p>
       <w:pPr>
+        <w:spacing w:before="0" w:after="0"/>
+      </w:pPr>
+    </w:p>
+    <w:p>
+      <w:pPr>
+        <w:spacing w:before="0" w:after="0"/>
+      </w:pPr>
+    </w:p>
+    <w:p>
+      <w:pPr>
+        <w:spacing w:before="0" w:after="0"/>
+      </w:pPr>
+    </w:p>
+    <w:p>
+      <w:pPr>
+        <w:spacing w:before="0" w:after="0"/>
+      </w:pPr>
+    </w:p>
+    <w:p>
+      <w:pPr>
+        <w:spacing w:before="0" w:after="0"/>
+      </w:pPr>
+    </w:p>
+    <w:p>
+      <w:pPr>
         <w:spacing w:before="160" w:after="80"/>
       </w:pPr>
       <w:r>
@@ -4360,6 +4955,21 @@
         </w:rPr>
         <w:t xml:space="preserve">习题</w:t>
       </w:r>
+    </w:p>
+    <w:p>
+      <w:pPr>
+        <w:spacing w:before="0" w:after="0"/>
+      </w:pPr>
+    </w:p>
+    <w:p>
+      <w:pPr>
+        <w:spacing w:before="0" w:after="0"/>
+      </w:pPr>
+    </w:p>
+    <w:p>
+      <w:pPr>
+        <w:spacing w:before="0" w:after="0"/>
+      </w:pPr>
     </w:p>
     <w:p>
       <w:pPr>
@@ -5547,6 +6157,46 @@
     </w:p>
     <w:p>
       <w:pPr>
+        <w:spacing w:before="0" w:after="0"/>
+      </w:pPr>
+    </w:p>
+    <w:p>
+      <w:pPr>
+        <w:spacing w:before="0" w:after="0"/>
+      </w:pPr>
+    </w:p>
+    <w:p>
+      <w:pPr>
+        <w:spacing w:before="0" w:after="0"/>
+      </w:pPr>
+    </w:p>
+    <w:p>
+      <w:pPr>
+        <w:spacing w:before="0" w:after="0"/>
+      </w:pPr>
+    </w:p>
+    <w:p>
+      <w:pPr>
+        <w:spacing w:before="0" w:after="0"/>
+      </w:pPr>
+    </w:p>
+    <w:p>
+      <w:pPr>
+        <w:spacing w:before="0" w:after="0"/>
+      </w:pPr>
+    </w:p>
+    <w:p>
+      <w:pPr>
+        <w:spacing w:before="0" w:after="0"/>
+      </w:pPr>
+    </w:p>
+    <w:p>
+      <w:pPr>
+        <w:spacing w:before="0" w:after="0"/>
+      </w:pPr>
+    </w:p>
+    <w:p>
+      <w:pPr>
         <w:spacing w:before="160" w:after="80"/>
       </w:pPr>
       <w:r>
@@ -5962,6 +6612,31 @@
     </w:p>
     <w:p>
       <w:pPr>
+        <w:spacing w:before="0" w:after="0"/>
+      </w:pPr>
+    </w:p>
+    <w:p>
+      <w:pPr>
+        <w:spacing w:before="0" w:after="0"/>
+      </w:pPr>
+    </w:p>
+    <w:p>
+      <w:pPr>
+        <w:spacing w:before="0" w:after="0"/>
+      </w:pPr>
+    </w:p>
+    <w:p>
+      <w:pPr>
+        <w:spacing w:before="0" w:after="0"/>
+      </w:pPr>
+    </w:p>
+    <w:p>
+      <w:pPr>
+        <w:spacing w:before="0" w:after="0"/>
+      </w:pPr>
+    </w:p>
+    <w:p>
+      <w:pPr>
         <w:spacing w:before="160" w:after="80"/>
       </w:pPr>
       <w:r>
@@ -6413,6 +7088,46 @@
         </w:rPr>
         <w:t xml:space="preserve">习题</w:t>
       </w:r>
+    </w:p>
+    <w:p>
+      <w:pPr>
+        <w:spacing w:before="0" w:after="0"/>
+      </w:pPr>
+    </w:p>
+    <w:p>
+      <w:pPr>
+        <w:spacing w:before="0" w:after="0"/>
+      </w:pPr>
+    </w:p>
+    <w:p>
+      <w:pPr>
+        <w:spacing w:before="0" w:after="0"/>
+      </w:pPr>
+    </w:p>
+    <w:p>
+      <w:pPr>
+        <w:spacing w:before="0" w:after="0"/>
+      </w:pPr>
+    </w:p>
+    <w:p>
+      <w:pPr>
+        <w:spacing w:before="0" w:after="0"/>
+      </w:pPr>
+    </w:p>
+    <w:p>
+      <w:pPr>
+        <w:spacing w:before="0" w:after="0"/>
+      </w:pPr>
+    </w:p>
+    <w:p>
+      <w:pPr>
+        <w:spacing w:before="0" w:after="0"/>
+      </w:pPr>
+    </w:p>
+    <w:p>
+      <w:pPr>
+        <w:spacing w:before="0" w:after="0"/>
+      </w:pPr>
     </w:p>
     <w:p>
       <w:pPr>
@@ -6690,6 +7405,31 @@
     </w:p>
     <w:p>
       <w:pPr>
+        <w:spacing w:before="0" w:after="0"/>
+      </w:pPr>
+    </w:p>
+    <w:p>
+      <w:pPr>
+        <w:spacing w:before="0" w:after="0"/>
+      </w:pPr>
+    </w:p>
+    <w:p>
+      <w:pPr>
+        <w:spacing w:before="0" w:after="0"/>
+      </w:pPr>
+    </w:p>
+    <w:p>
+      <w:pPr>
+        <w:spacing w:before="0" w:after="0"/>
+      </w:pPr>
+    </w:p>
+    <w:p>
+      <w:pPr>
+        <w:spacing w:before="0" w:after="0"/>
+      </w:pPr>
+    </w:p>
+    <w:p>
+      <w:pPr>
         <w:spacing w:before="160" w:after="80"/>
       </w:pPr>
       <w:r>
@@ -7032,6 +7772,46 @@
     </w:p>
     <w:p>
       <w:pPr>
+        <w:spacing w:before="0" w:after="0"/>
+      </w:pPr>
+    </w:p>
+    <w:p>
+      <w:pPr>
+        <w:spacing w:before="0" w:after="0"/>
+      </w:pPr>
+    </w:p>
+    <w:p>
+      <w:pPr>
+        <w:spacing w:before="0" w:after="0"/>
+      </w:pPr>
+    </w:p>
+    <w:p>
+      <w:pPr>
+        <w:spacing w:before="0" w:after="0"/>
+      </w:pPr>
+    </w:p>
+    <w:p>
+      <w:pPr>
+        <w:spacing w:before="0" w:after="0"/>
+      </w:pPr>
+    </w:p>
+    <w:p>
+      <w:pPr>
+        <w:spacing w:before="0" w:after="0"/>
+      </w:pPr>
+    </w:p>
+    <w:p>
+      <w:pPr>
+        <w:spacing w:before="0" w:after="0"/>
+      </w:pPr>
+    </w:p>
+    <w:p>
+      <w:pPr>
+        <w:spacing w:before="0" w:after="0"/>
+      </w:pPr>
+    </w:p>
+    <w:p>
+      <w:pPr>
         <w:spacing w:before="160" w:after="80"/>
       </w:pPr>
       <w:r>
@@ -7355,6 +8135,31 @@
         </w:rPr>
         <w:t xml:space="preserve">习题</w:t>
       </w:r>
+    </w:p>
+    <w:p>
+      <w:pPr>
+        <w:spacing w:before="0" w:after="0"/>
+      </w:pPr>
+    </w:p>
+    <w:p>
+      <w:pPr>
+        <w:spacing w:before="0" w:after="0"/>
+      </w:pPr>
+    </w:p>
+    <w:p>
+      <w:pPr>
+        <w:spacing w:before="0" w:after="0"/>
+      </w:pPr>
+    </w:p>
+    <w:p>
+      <w:pPr>
+        <w:spacing w:before="0" w:after="0"/>
+      </w:pPr>
+    </w:p>
+    <w:p>
+      <w:pPr>
+        <w:spacing w:before="0" w:after="0"/>
+      </w:pPr>
     </w:p>
     <w:p>
       <w:pPr>
@@ -7943,6 +8748,46 @@
     </w:p>
     <w:p>
       <w:pPr>
+        <w:spacing w:before="0" w:after="0"/>
+      </w:pPr>
+    </w:p>
+    <w:p>
+      <w:pPr>
+        <w:spacing w:before="0" w:after="0"/>
+      </w:pPr>
+    </w:p>
+    <w:p>
+      <w:pPr>
+        <w:spacing w:before="0" w:after="0"/>
+      </w:pPr>
+    </w:p>
+    <w:p>
+      <w:pPr>
+        <w:spacing w:before="0" w:after="0"/>
+      </w:pPr>
+    </w:p>
+    <w:p>
+      <w:pPr>
+        <w:spacing w:before="0" w:after="0"/>
+      </w:pPr>
+    </w:p>
+    <w:p>
+      <w:pPr>
+        <w:spacing w:before="0" w:after="0"/>
+      </w:pPr>
+    </w:p>
+    <w:p>
+      <w:pPr>
+        <w:spacing w:before="0" w:after="0"/>
+      </w:pPr>
+    </w:p>
+    <w:p>
+      <w:pPr>
+        <w:spacing w:before="0" w:after="0"/>
+      </w:pPr>
+    </w:p>
+    <w:p>
+      <w:pPr>
         <w:spacing w:before="160" w:after="80"/>
       </w:pPr>
       <w:r>
@@ -8863,6 +9708,46 @@
         </w:rPr>
         <w:t xml:space="preserve">习题</w:t>
       </w:r>
+    </w:p>
+    <w:p>
+      <w:pPr>
+        <w:spacing w:before="0" w:after="0"/>
+      </w:pPr>
+    </w:p>
+    <w:p>
+      <w:pPr>
+        <w:spacing w:before="0" w:after="0"/>
+      </w:pPr>
+    </w:p>
+    <w:p>
+      <w:pPr>
+        <w:spacing w:before="0" w:after="0"/>
+      </w:pPr>
+    </w:p>
+    <w:p>
+      <w:pPr>
+        <w:spacing w:before="0" w:after="0"/>
+      </w:pPr>
+    </w:p>
+    <w:p>
+      <w:pPr>
+        <w:spacing w:before="0" w:after="0"/>
+      </w:pPr>
+    </w:p>
+    <w:p>
+      <w:pPr>
+        <w:spacing w:before="0" w:after="0"/>
+      </w:pPr>
+    </w:p>
+    <w:p>
+      <w:pPr>
+        <w:spacing w:before="0" w:after="0"/>
+      </w:pPr>
+    </w:p>
+    <w:p>
+      <w:pPr>
+        <w:spacing w:before="0" w:after="0"/>
+      </w:pPr>
     </w:p>
     <w:p>
       <w:pPr>
@@ -9519,6 +10404,46 @@
     </w:p>
     <w:p>
       <w:pPr>
+        <w:spacing w:before="0" w:after="0"/>
+      </w:pPr>
+    </w:p>
+    <w:p>
+      <w:pPr>
+        <w:spacing w:before="0" w:after="0"/>
+      </w:pPr>
+    </w:p>
+    <w:p>
+      <w:pPr>
+        <w:spacing w:before="0" w:after="0"/>
+      </w:pPr>
+    </w:p>
+    <w:p>
+      <w:pPr>
+        <w:spacing w:before="0" w:after="0"/>
+      </w:pPr>
+    </w:p>
+    <w:p>
+      <w:pPr>
+        <w:spacing w:before="0" w:after="0"/>
+      </w:pPr>
+    </w:p>
+    <w:p>
+      <w:pPr>
+        <w:spacing w:before="0" w:after="0"/>
+      </w:pPr>
+    </w:p>
+    <w:p>
+      <w:pPr>
+        <w:spacing w:before="0" w:after="0"/>
+      </w:pPr>
+    </w:p>
+    <w:p>
+      <w:pPr>
+        <w:spacing w:before="0" w:after="0"/>
+      </w:pPr>
+    </w:p>
+    <w:p>
+      <w:pPr>
         <w:spacing w:before="160" w:after="80"/>
       </w:pPr>
       <w:r>
@@ -10617,6 +11542,46 @@
         </w:rPr>
         <w:t xml:space="preserve">习题</w:t>
       </w:r>
+    </w:p>
+    <w:p>
+      <w:pPr>
+        <w:spacing w:before="0" w:after="0"/>
+      </w:pPr>
+    </w:p>
+    <w:p>
+      <w:pPr>
+        <w:spacing w:before="0" w:after="0"/>
+      </w:pPr>
+    </w:p>
+    <w:p>
+      <w:pPr>
+        <w:spacing w:before="0" w:after="0"/>
+      </w:pPr>
+    </w:p>
+    <w:p>
+      <w:pPr>
+        <w:spacing w:before="0" w:after="0"/>
+      </w:pPr>
+    </w:p>
+    <w:p>
+      <w:pPr>
+        <w:spacing w:before="0" w:after="0"/>
+      </w:pPr>
+    </w:p>
+    <w:p>
+      <w:pPr>
+        <w:spacing w:before="0" w:after="0"/>
+      </w:pPr>
+    </w:p>
+    <w:p>
+      <w:pPr>
+        <w:spacing w:before="0" w:after="0"/>
+      </w:pPr>
+    </w:p>
+    <w:p>
+      <w:pPr>
+        <w:spacing w:before="0" w:after="0"/>
+      </w:pPr>
     </w:p>
     <w:p>
       <w:pPr>
@@ -11088,6 +12053,46 @@
     </w:p>
     <w:p>
       <w:pPr>
+        <w:spacing w:before="0" w:after="0"/>
+      </w:pPr>
+    </w:p>
+    <w:p>
+      <w:pPr>
+        <w:spacing w:before="0" w:after="0"/>
+      </w:pPr>
+    </w:p>
+    <w:p>
+      <w:pPr>
+        <w:spacing w:before="0" w:after="0"/>
+      </w:pPr>
+    </w:p>
+    <w:p>
+      <w:pPr>
+        <w:spacing w:before="0" w:after="0"/>
+      </w:pPr>
+    </w:p>
+    <w:p>
+      <w:pPr>
+        <w:spacing w:before="0" w:after="0"/>
+      </w:pPr>
+    </w:p>
+    <w:p>
+      <w:pPr>
+        <w:spacing w:before="0" w:after="0"/>
+      </w:pPr>
+    </w:p>
+    <w:p>
+      <w:pPr>
+        <w:spacing w:before="0" w:after="0"/>
+      </w:pPr>
+    </w:p>
+    <w:p>
+      <w:pPr>
+        <w:spacing w:before="0" w:after="0"/>
+      </w:pPr>
+    </w:p>
+    <w:p>
+      <w:pPr>
         <w:spacing w:before="160" w:after="80"/>
       </w:pPr>
       <w:r>
@@ -11504,6 +12509,46 @@
         </w:rPr>
         <w:t xml:space="preserve">习题</w:t>
       </w:r>
+    </w:p>
+    <w:p>
+      <w:pPr>
+        <w:spacing w:before="0" w:after="0"/>
+      </w:pPr>
+    </w:p>
+    <w:p>
+      <w:pPr>
+        <w:spacing w:before="0" w:after="0"/>
+      </w:pPr>
+    </w:p>
+    <w:p>
+      <w:pPr>
+        <w:spacing w:before="0" w:after="0"/>
+      </w:pPr>
+    </w:p>
+    <w:p>
+      <w:pPr>
+        <w:spacing w:before="0" w:after="0"/>
+      </w:pPr>
+    </w:p>
+    <w:p>
+      <w:pPr>
+        <w:spacing w:before="0" w:after="0"/>
+      </w:pPr>
+    </w:p>
+    <w:p>
+      <w:pPr>
+        <w:spacing w:before="0" w:after="0"/>
+      </w:pPr>
+    </w:p>
+    <w:p>
+      <w:pPr>
+        <w:spacing w:before="0" w:after="0"/>
+      </w:pPr>
+    </w:p>
+    <w:p>
+      <w:pPr>
+        <w:spacing w:before="0" w:after="0"/>
+      </w:pPr>
     </w:p>
     <w:p>
       <w:pPr>
@@ -12404,6 +13449,46 @@
     </w:p>
     <w:p>
       <w:pPr>
+        <w:spacing w:before="0" w:after="0"/>
+      </w:pPr>
+    </w:p>
+    <w:p>
+      <w:pPr>
+        <w:spacing w:before="0" w:after="0"/>
+      </w:pPr>
+    </w:p>
+    <w:p>
+      <w:pPr>
+        <w:spacing w:before="0" w:after="0"/>
+      </w:pPr>
+    </w:p>
+    <w:p>
+      <w:pPr>
+        <w:spacing w:before="0" w:after="0"/>
+      </w:pPr>
+    </w:p>
+    <w:p>
+      <w:pPr>
+        <w:spacing w:before="0" w:after="0"/>
+      </w:pPr>
+    </w:p>
+    <w:p>
+      <w:pPr>
+        <w:spacing w:before="0" w:after="0"/>
+      </w:pPr>
+    </w:p>
+    <w:p>
+      <w:pPr>
+        <w:spacing w:before="0" w:after="0"/>
+      </w:pPr>
+    </w:p>
+    <w:p>
+      <w:pPr>
+        <w:spacing w:before="0" w:after="0"/>
+      </w:pPr>
+    </w:p>
+    <w:p>
+      <w:pPr>
         <w:spacing w:before="160" w:after="80"/>
       </w:pPr>
       <w:r>
@@ -12820,6 +13905,31 @@
     </w:p>
     <w:p>
       <w:pPr>
+        <w:spacing w:before="0" w:after="0"/>
+      </w:pPr>
+    </w:p>
+    <w:p>
+      <w:pPr>
+        <w:spacing w:before="0" w:after="0"/>
+      </w:pPr>
+    </w:p>
+    <w:p>
+      <w:pPr>
+        <w:spacing w:before="0" w:after="0"/>
+      </w:pPr>
+    </w:p>
+    <w:p>
+      <w:pPr>
+        <w:spacing w:before="0" w:after="0"/>
+      </w:pPr>
+    </w:p>
+    <w:p>
+      <w:pPr>
+        <w:spacing w:before="0" w:after="0"/>
+      </w:pPr>
+    </w:p>
+    <w:p>
+      <w:pPr>
         <w:spacing w:before="160" w:after="80"/>
       </w:pPr>
       <w:r>
@@ -13531,6 +14641,46 @@
         </w:rPr>
         <w:t xml:space="preserve">习题</w:t>
       </w:r>
+    </w:p>
+    <w:p>
+      <w:pPr>
+        <w:spacing w:before="0" w:after="0"/>
+      </w:pPr>
+    </w:p>
+    <w:p>
+      <w:pPr>
+        <w:spacing w:before="0" w:after="0"/>
+      </w:pPr>
+    </w:p>
+    <w:p>
+      <w:pPr>
+        <w:spacing w:before="0" w:after="0"/>
+      </w:pPr>
+    </w:p>
+    <w:p>
+      <w:pPr>
+        <w:spacing w:before="0" w:after="0"/>
+      </w:pPr>
+    </w:p>
+    <w:p>
+      <w:pPr>
+        <w:spacing w:before="0" w:after="0"/>
+      </w:pPr>
+    </w:p>
+    <w:p>
+      <w:pPr>
+        <w:spacing w:before="0" w:after="0"/>
+      </w:pPr>
+    </w:p>
+    <w:p>
+      <w:pPr>
+        <w:spacing w:before="0" w:after="0"/>
+      </w:pPr>
+    </w:p>
+    <w:p>
+      <w:pPr>
+        <w:spacing w:before="0" w:after="0"/>
+      </w:pPr>
     </w:p>
     <w:p>
       <w:pPr>
@@ -13968,6 +15118,31 @@
     </w:p>
     <w:p>
       <w:pPr>
+        <w:spacing w:before="0" w:after="0"/>
+      </w:pPr>
+    </w:p>
+    <w:p>
+      <w:pPr>
+        <w:spacing w:before="0" w:after="0"/>
+      </w:pPr>
+    </w:p>
+    <w:p>
+      <w:pPr>
+        <w:spacing w:before="0" w:after="0"/>
+      </w:pPr>
+    </w:p>
+    <w:p>
+      <w:pPr>
+        <w:spacing w:before="0" w:after="0"/>
+      </w:pPr>
+    </w:p>
+    <w:p>
+      <w:pPr>
+        <w:spacing w:before="0" w:after="0"/>
+      </w:pPr>
+    </w:p>
+    <w:p>
+      <w:pPr>
         <w:spacing w:before="160" w:after="80"/>
       </w:pPr>
       <w:r>
@@ -14633,6 +15808,46 @@
         </w:rPr>
         <w:t xml:space="preserve">习题</w:t>
       </w:r>
+    </w:p>
+    <w:p>
+      <w:pPr>
+        <w:spacing w:before="0" w:after="0"/>
+      </w:pPr>
+    </w:p>
+    <w:p>
+      <w:pPr>
+        <w:spacing w:before="0" w:after="0"/>
+      </w:pPr>
+    </w:p>
+    <w:p>
+      <w:pPr>
+        <w:spacing w:before="0" w:after="0"/>
+      </w:pPr>
+    </w:p>
+    <w:p>
+      <w:pPr>
+        <w:spacing w:before="0" w:after="0"/>
+      </w:pPr>
+    </w:p>
+    <w:p>
+      <w:pPr>
+        <w:spacing w:before="0" w:after="0"/>
+      </w:pPr>
+    </w:p>
+    <w:p>
+      <w:pPr>
+        <w:spacing w:before="0" w:after="0"/>
+      </w:pPr>
+    </w:p>
+    <w:p>
+      <w:pPr>
+        <w:spacing w:before="0" w:after="0"/>
+      </w:pPr>
+    </w:p>
+    <w:p>
+      <w:pPr>
+        <w:spacing w:before="0" w:after="0"/>
+      </w:pPr>
     </w:p>
     <w:p>
       <w:pPr>
@@ -16778,6 +17993,46 @@
     </w:p>
     <w:p>
       <w:pPr>
+        <w:spacing w:before="0" w:after="0"/>
+      </w:pPr>
+    </w:p>
+    <w:p>
+      <w:pPr>
+        <w:spacing w:before="0" w:after="0"/>
+      </w:pPr>
+    </w:p>
+    <w:p>
+      <w:pPr>
+        <w:spacing w:before="0" w:after="0"/>
+      </w:pPr>
+    </w:p>
+    <w:p>
+      <w:pPr>
+        <w:spacing w:before="0" w:after="0"/>
+      </w:pPr>
+    </w:p>
+    <w:p>
+      <w:pPr>
+        <w:spacing w:before="0" w:after="0"/>
+      </w:pPr>
+    </w:p>
+    <w:p>
+      <w:pPr>
+        <w:spacing w:before="0" w:after="0"/>
+      </w:pPr>
+    </w:p>
+    <w:p>
+      <w:pPr>
+        <w:spacing w:before="0" w:after="0"/>
+      </w:pPr>
+    </w:p>
+    <w:p>
+      <w:pPr>
+        <w:spacing w:before="0" w:after="0"/>
+      </w:pPr>
+    </w:p>
+    <w:p>
+      <w:pPr>
         <w:spacing w:before="160" w:after="80"/>
       </w:pPr>
       <w:r>
@@ -17122,6 +18377,31 @@
         </w:rPr>
         <w:t xml:space="preserve">习题</w:t>
       </w:r>
+    </w:p>
+    <w:p>
+      <w:pPr>
+        <w:spacing w:before="0" w:after="0"/>
+      </w:pPr>
+    </w:p>
+    <w:p>
+      <w:pPr>
+        <w:spacing w:before="0" w:after="0"/>
+      </w:pPr>
+    </w:p>
+    <w:p>
+      <w:pPr>
+        <w:spacing w:before="0" w:after="0"/>
+      </w:pPr>
+    </w:p>
+    <w:p>
+      <w:pPr>
+        <w:spacing w:before="0" w:after="0"/>
+      </w:pPr>
+    </w:p>
+    <w:p>
+      <w:pPr>
+        <w:spacing w:before="0" w:after="0"/>
+      </w:pPr>
     </w:p>
     <w:p>
       <w:pPr>
@@ -18121,6 +19401,46 @@
         </w:rPr>
         <w:t>答案</w:t>
       </w:r>
+    </w:p>
+    <w:p>
+      <w:pPr>
+        <w:spacing w:before="0" w:after="0"/>
+      </w:pPr>
+    </w:p>
+    <w:p>
+      <w:pPr>
+        <w:spacing w:before="0" w:after="0"/>
+      </w:pPr>
+    </w:p>
+    <w:p>
+      <w:pPr>
+        <w:spacing w:before="0" w:after="0"/>
+      </w:pPr>
+    </w:p>
+    <w:p>
+      <w:pPr>
+        <w:spacing w:before="0" w:after="0"/>
+      </w:pPr>
+    </w:p>
+    <w:p>
+      <w:pPr>
+        <w:spacing w:before="0" w:after="0"/>
+      </w:pPr>
+    </w:p>
+    <w:p>
+      <w:pPr>
+        <w:spacing w:before="0" w:after="0"/>
+      </w:pPr>
+    </w:p>
+    <w:p>
+      <w:pPr>
+        <w:spacing w:before="0" w:after="0"/>
+      </w:pPr>
+    </w:p>
+    <w:p>
+      <w:pPr>
+        <w:spacing w:before="0" w:after="0"/>
+      </w:pPr>
     </w:p>
     <w:p>
       <w:pPr>
@@ -18836,6 +20156,46 @@
     </w:p>
     <w:p>
       <w:pPr>
+        <w:spacing w:before="0" w:after="0"/>
+      </w:pPr>
+    </w:p>
+    <w:p>
+      <w:pPr>
+        <w:spacing w:before="0" w:after="0"/>
+      </w:pPr>
+    </w:p>
+    <w:p>
+      <w:pPr>
+        <w:spacing w:before="0" w:after="0"/>
+      </w:pPr>
+    </w:p>
+    <w:p>
+      <w:pPr>
+        <w:spacing w:before="0" w:after="0"/>
+      </w:pPr>
+    </w:p>
+    <w:p>
+      <w:pPr>
+        <w:spacing w:before="0" w:after="0"/>
+      </w:pPr>
+    </w:p>
+    <w:p>
+      <w:pPr>
+        <w:spacing w:before="0" w:after="0"/>
+      </w:pPr>
+    </w:p>
+    <w:p>
+      <w:pPr>
+        <w:spacing w:before="0" w:after="0"/>
+      </w:pPr>
+    </w:p>
+    <w:p>
+      <w:pPr>
+        <w:spacing w:before="0" w:after="0"/>
+      </w:pPr>
+    </w:p>
+    <w:p>
+      <w:pPr>
         <w:spacing w:before="160" w:after="80"/>
       </w:pPr>
       <w:r>
@@ -20261,6 +21621,46 @@
     </w:p>
     <w:p>
       <w:pPr>
+        <w:spacing w:before="0" w:after="0"/>
+      </w:pPr>
+    </w:p>
+    <w:p>
+      <w:pPr>
+        <w:spacing w:before="0" w:after="0"/>
+      </w:pPr>
+    </w:p>
+    <w:p>
+      <w:pPr>
+        <w:spacing w:before="0" w:after="0"/>
+      </w:pPr>
+    </w:p>
+    <w:p>
+      <w:pPr>
+        <w:spacing w:before="0" w:after="0"/>
+      </w:pPr>
+    </w:p>
+    <w:p>
+      <w:pPr>
+        <w:spacing w:before="0" w:after="0"/>
+      </w:pPr>
+    </w:p>
+    <w:p>
+      <w:pPr>
+        <w:spacing w:before="0" w:after="0"/>
+      </w:pPr>
+    </w:p>
+    <w:p>
+      <w:pPr>
+        <w:spacing w:before="0" w:after="0"/>
+      </w:pPr>
+    </w:p>
+    <w:p>
+      <w:pPr>
+        <w:spacing w:before="0" w:after="0"/>
+      </w:pPr>
+    </w:p>
+    <w:p>
+      <w:pPr>
         <w:spacing w:before="160" w:after="80"/>
       </w:pPr>
       <w:r>
@@ -20506,6 +21906,46 @@
         </w:rPr>
         <w:t>）51-100_images/cb9a5d8cfe1827492bc3625b91821e5a6b713afd05f0054ef8d121d9c6118183.jpg)</w:t>
       </w:r>
+    </w:p>
+    <w:p>
+      <w:pPr>
+        <w:spacing w:before="0" w:after="0"/>
+      </w:pPr>
+    </w:p>
+    <w:p>
+      <w:pPr>
+        <w:spacing w:before="0" w:after="0"/>
+      </w:pPr>
+    </w:p>
+    <w:p>
+      <w:pPr>
+        <w:spacing w:before="0" w:after="0"/>
+      </w:pPr>
+    </w:p>
+    <w:p>
+      <w:pPr>
+        <w:spacing w:before="0" w:after="0"/>
+      </w:pPr>
+    </w:p>
+    <w:p>
+      <w:pPr>
+        <w:spacing w:before="0" w:after="0"/>
+      </w:pPr>
+    </w:p>
+    <w:p>
+      <w:pPr>
+        <w:spacing w:before="0" w:after="0"/>
+      </w:pPr>
+    </w:p>
+    <w:p>
+      <w:pPr>
+        <w:spacing w:before="0" w:after="0"/>
+      </w:pPr>
+    </w:p>
+    <w:p>
+      <w:pPr>
+        <w:spacing w:before="0" w:after="0"/>
+      </w:pPr>
     </w:p>
     <w:p>
       <w:pPr>
@@ -21033,6 +22473,46 @@
     </w:p>
     <w:p>
       <w:pPr>
+        <w:spacing w:before="0" w:after="0"/>
+      </w:pPr>
+    </w:p>
+    <w:p>
+      <w:pPr>
+        <w:spacing w:before="0" w:after="0"/>
+      </w:pPr>
+    </w:p>
+    <w:p>
+      <w:pPr>
+        <w:spacing w:before="0" w:after="0"/>
+      </w:pPr>
+    </w:p>
+    <w:p>
+      <w:pPr>
+        <w:spacing w:before="0" w:after="0"/>
+      </w:pPr>
+    </w:p>
+    <w:p>
+      <w:pPr>
+        <w:spacing w:before="0" w:after="0"/>
+      </w:pPr>
+    </w:p>
+    <w:p>
+      <w:pPr>
+        <w:spacing w:before="0" w:after="0"/>
+      </w:pPr>
+    </w:p>
+    <w:p>
+      <w:pPr>
+        <w:spacing w:before="0" w:after="0"/>
+      </w:pPr>
+    </w:p>
+    <w:p>
+      <w:pPr>
+        <w:spacing w:before="0" w:after="0"/>
+      </w:pPr>
+    </w:p>
+    <w:p>
+      <w:pPr>
         <w:spacing w:before="160" w:after="80"/>
       </w:pPr>
       <w:r>
@@ -21276,6 +22756,31 @@
         </w:rPr>
         <w:t>？</w:t>
       </w:r>
+    </w:p>
+    <w:p>
+      <w:pPr>
+        <w:spacing w:before="0" w:after="0"/>
+      </w:pPr>
+    </w:p>
+    <w:p>
+      <w:pPr>
+        <w:spacing w:before="0" w:after="0"/>
+      </w:pPr>
+    </w:p>
+    <w:p>
+      <w:pPr>
+        <w:spacing w:before="0" w:after="0"/>
+      </w:pPr>
+    </w:p>
+    <w:p>
+      <w:pPr>
+        <w:spacing w:before="0" w:after="0"/>
+      </w:pPr>
+    </w:p>
+    <w:p>
+      <w:pPr>
+        <w:spacing w:before="0" w:after="0"/>
+      </w:pPr>
     </w:p>
     <w:p>
       <w:pPr>
@@ -21733,6 +23238,31 @@
     </w:p>
     <w:p>
       <w:pPr>
+        <w:spacing w:before="0" w:after="0"/>
+      </w:pPr>
+    </w:p>
+    <w:p>
+      <w:pPr>
+        <w:spacing w:before="0" w:after="0"/>
+      </w:pPr>
+    </w:p>
+    <w:p>
+      <w:pPr>
+        <w:spacing w:before="0" w:after="0"/>
+      </w:pPr>
+    </w:p>
+    <w:p>
+      <w:pPr>
+        <w:spacing w:before="0" w:after="0"/>
+      </w:pPr>
+    </w:p>
+    <w:p>
+      <w:pPr>
+        <w:spacing w:before="0" w:after="0"/>
+      </w:pPr>
+    </w:p>
+    <w:p>
+      <w:pPr>
         <w:spacing w:before="160" w:after="80"/>
       </w:pPr>
       <w:r>
@@ -21859,6 +23389,21 @@
     </w:p>
     <w:p>
       <w:pPr>
+        <w:spacing w:before="0" w:after="0"/>
+      </w:pPr>
+    </w:p>
+    <w:p>
+      <w:pPr>
+        <w:spacing w:before="0" w:after="0"/>
+      </w:pPr>
+    </w:p>
+    <w:p>
+      <w:pPr>
+        <w:spacing w:before="0" w:after="0"/>
+      </w:pPr>
+    </w:p>
+    <w:p>
+      <w:pPr>
         <w:spacing w:before="160" w:after="80"/>
       </w:pPr>
       <w:r>
@@ -21941,6 +23486,21 @@
     </w:p>
     <w:p>
       <w:pPr>
+        <w:spacing w:before="0" w:after="0"/>
+      </w:pPr>
+    </w:p>
+    <w:p>
+      <w:pPr>
+        <w:spacing w:before="0" w:after="0"/>
+      </w:pPr>
+    </w:p>
+    <w:p>
+      <w:pPr>
+        <w:spacing w:before="0" w:after="0"/>
+      </w:pPr>
+    </w:p>
+    <w:p>
+      <w:pPr>
         <w:spacing w:before="160" w:after="80"/>
       </w:pPr>
       <w:r>
@@ -22124,7 +23684,7 @@
         </w:rPr>
         <w:drawing>
           <wp:inline>
-            <wp:extent cx="3600000" cy="535593"/>
+            <wp:extent cx="3525422" cy="535593"/>
             <wp:effectExtent b="0" l="0" r="0" t="0"/>
             <wp:docPr descr="" title="" id="96" name="Picture"/>
             <a:graphic>
@@ -22145,7 +23705,7 @@
                   <pic:spPr bwMode="auto">
                     <a:xfrm>
                       <a:off x="0" y="0"/>
-                      <a:ext cx="3600000" cy="535593"/>
+                      <a:ext cx="3525422" cy="535593"/>
                     </a:xfrm>
                     <a:prstGeom prst="rect">
                       <a:avLst/>
@@ -22187,7 +23747,7 @@
         </w:rPr>
         <w:drawing>
           <wp:inline>
-            <wp:extent cx="3600000" cy="924118"/>
+            <wp:extent cx="3599998" cy="924118"/>
             <wp:effectExtent b="0" l="0" r="0" t="0"/>
             <wp:docPr descr="" title="" id="99" name="Picture"/>
             <a:graphic>
@@ -22208,7 +23768,7 @@
                   <pic:spPr bwMode="auto">
                     <a:xfrm>
                       <a:off x="0" y="0"/>
-                      <a:ext cx="3600000" cy="924118"/>
+                      <a:ext cx="3599998" cy="924118"/>
                     </a:xfrm>
                     <a:prstGeom prst="rect">
                       <a:avLst/>
@@ -22229,6 +23789,31 @@
     </w:p>
     <w:p>
       <w:pPr>
+        <w:spacing w:before="0" w:after="0"/>
+      </w:pPr>
+    </w:p>
+    <w:p>
+      <w:pPr>
+        <w:spacing w:before="0" w:after="0"/>
+      </w:pPr>
+    </w:p>
+    <w:p>
+      <w:pPr>
+        <w:spacing w:before="0" w:after="0"/>
+      </w:pPr>
+    </w:p>
+    <w:p>
+      <w:pPr>
+        <w:spacing w:before="0" w:after="0"/>
+      </w:pPr>
+    </w:p>
+    <w:p>
+      <w:pPr>
+        <w:spacing w:before="0" w:after="0"/>
+      </w:pPr>
+    </w:p>
+    <w:p>
+      <w:pPr>
         <w:spacing w:before="160" w:after="80"/>
       </w:pPr>
       <w:r>
@@ -22491,7 +24076,7 @@
         </w:rPr>
         <w:drawing>
           <wp:inline>
-            <wp:extent cx="3600000" cy="945454"/>
+            <wp:extent cx="3594803" cy="945454"/>
             <wp:effectExtent b="0" l="0" r="0" t="0"/>
             <wp:docPr descr="" title="" id="103" name="Picture"/>
             <a:graphic>
@@ -22512,7 +24097,7 @@
                   <pic:spPr bwMode="auto">
                     <a:xfrm>
                       <a:off x="0" y="0"/>
-                      <a:ext cx="3600000" cy="945454"/>
+                      <a:ext cx="3594803" cy="945454"/>
                     </a:xfrm>
                     <a:prstGeom prst="rect">
                       <a:avLst/>
@@ -22533,6 +24118,46 @@
     </w:p>
     <w:p>
       <w:pPr>
+        <w:spacing w:before="0" w:after="0"/>
+      </w:pPr>
+    </w:p>
+    <w:p>
+      <w:pPr>
+        <w:spacing w:before="0" w:after="0"/>
+      </w:pPr>
+    </w:p>
+    <w:p>
+      <w:pPr>
+        <w:spacing w:before="0" w:after="0"/>
+      </w:pPr>
+    </w:p>
+    <w:p>
+      <w:pPr>
+        <w:spacing w:before="0" w:after="0"/>
+      </w:pPr>
+    </w:p>
+    <w:p>
+      <w:pPr>
+        <w:spacing w:before="0" w:after="0"/>
+      </w:pPr>
+    </w:p>
+    <w:p>
+      <w:pPr>
+        <w:spacing w:before="0" w:after="0"/>
+      </w:pPr>
+    </w:p>
+    <w:p>
+      <w:pPr>
+        <w:spacing w:before="0" w:after="0"/>
+      </w:pPr>
+    </w:p>
+    <w:p>
+      <w:pPr>
+        <w:spacing w:before="0" w:after="0"/>
+      </w:pPr>
+    </w:p>
+    <w:p>
+      <w:pPr>
         <w:spacing w:before="160" w:after="80"/>
       </w:pPr>
       <w:r>
@@ -22697,7 +24322,7 @@
         </w:rPr>
         <w:drawing>
           <wp:inline>
-            <wp:extent cx="3600000" cy="1311999"/>
+            <wp:extent cx="3594664" cy="1311999"/>
             <wp:effectExtent b="0" l="0" r="0" t="0"/>
             <wp:docPr descr="" title="" id="107" name="Picture"/>
             <a:graphic>
@@ -22718,7 +24343,7 @@
                   <pic:spPr bwMode="auto">
                     <a:xfrm>
                       <a:off x="0" y="0"/>
-                      <a:ext cx="3600000" cy="1311999"/>
+                      <a:ext cx="3594664" cy="1311999"/>
                     </a:xfrm>
                     <a:prstGeom prst="rect">
                       <a:avLst/>
@@ -22739,6 +24364,31 @@
     </w:p>
     <w:p>
       <w:pPr>
+        <w:spacing w:before="0" w:after="0"/>
+      </w:pPr>
+    </w:p>
+    <w:p>
+      <w:pPr>
+        <w:spacing w:before="0" w:after="0"/>
+      </w:pPr>
+    </w:p>
+    <w:p>
+      <w:pPr>
+        <w:spacing w:before="0" w:after="0"/>
+      </w:pPr>
+    </w:p>
+    <w:p>
+      <w:pPr>
+        <w:spacing w:before="0" w:after="0"/>
+      </w:pPr>
+    </w:p>
+    <w:p>
+      <w:pPr>
+        <w:spacing w:before="0" w:after="0"/>
+      </w:pPr>
+    </w:p>
+    <w:p>
+      <w:pPr>
         <w:spacing w:before="160" w:after="80"/>
       </w:pPr>
       <w:r>
@@ -22933,7 +24583,7 @@
         </w:rPr>
         <w:drawing>
           <wp:inline>
-            <wp:extent cx="3600000" cy="2176828"/>
+            <wp:extent cx="3600000" cy="2149367"/>
             <wp:effectExtent b="0" l="0" r="0" t="0"/>
             <wp:docPr descr="" title="" id="111" name="Picture"/>
             <a:graphic>
@@ -22954,7 +24604,7 @@
                   <pic:spPr bwMode="auto">
                     <a:xfrm>
                       <a:off x="0" y="0"/>
-                      <a:ext cx="3600000" cy="2176828"/>
+                      <a:ext cx="3600000" cy="2149367"/>
                     </a:xfrm>
                     <a:prstGeom prst="rect">
                       <a:avLst/>
@@ -22975,6 +24625,46 @@
     </w:p>
     <w:p>
       <w:pPr>
+        <w:spacing w:before="0" w:after="0"/>
+      </w:pPr>
+    </w:p>
+    <w:p>
+      <w:pPr>
+        <w:spacing w:before="0" w:after="0"/>
+      </w:pPr>
+    </w:p>
+    <w:p>
+      <w:pPr>
+        <w:spacing w:before="0" w:after="0"/>
+      </w:pPr>
+    </w:p>
+    <w:p>
+      <w:pPr>
+        <w:spacing w:before="0" w:after="0"/>
+      </w:pPr>
+    </w:p>
+    <w:p>
+      <w:pPr>
+        <w:spacing w:before="0" w:after="0"/>
+      </w:pPr>
+    </w:p>
+    <w:p>
+      <w:pPr>
+        <w:spacing w:before="0" w:after="0"/>
+      </w:pPr>
+    </w:p>
+    <w:p>
+      <w:pPr>
+        <w:spacing w:before="0" w:after="0"/>
+      </w:pPr>
+    </w:p>
+    <w:p>
+      <w:pPr>
+        <w:spacing w:before="0" w:after="0"/>
+      </w:pPr>
+    </w:p>
+    <w:p>
+      <w:pPr>
         <w:spacing w:before="160" w:after="80"/>
       </w:pPr>
       <w:r>
@@ -23482,6 +25172,46 @@
     </w:p>
     <w:p>
       <w:pPr>
+        <w:spacing w:before="0" w:after="0"/>
+      </w:pPr>
+    </w:p>
+    <w:p>
+      <w:pPr>
+        <w:spacing w:before="0" w:after="0"/>
+      </w:pPr>
+    </w:p>
+    <w:p>
+      <w:pPr>
+        <w:spacing w:before="0" w:after="0"/>
+      </w:pPr>
+    </w:p>
+    <w:p>
+      <w:pPr>
+        <w:spacing w:before="0" w:after="0"/>
+      </w:pPr>
+    </w:p>
+    <w:p>
+      <w:pPr>
+        <w:spacing w:before="0" w:after="0"/>
+      </w:pPr>
+    </w:p>
+    <w:p>
+      <w:pPr>
+        <w:spacing w:before="0" w:after="0"/>
+      </w:pPr>
+    </w:p>
+    <w:p>
+      <w:pPr>
+        <w:spacing w:before="0" w:after="0"/>
+      </w:pPr>
+    </w:p>
+    <w:p>
+      <w:pPr>
+        <w:spacing w:before="0" w:after="0"/>
+      </w:pPr>
+    </w:p>
+    <w:p>
+      <w:pPr>
         <w:spacing w:before="160" w:after="80"/>
       </w:pPr>
       <w:r>
@@ -23774,6 +25504,16 @@
         </w:rPr>
         <w:t>。</w:t>
       </w:r>
+    </w:p>
+    <w:p>
+      <w:pPr>
+        <w:spacing w:before="0" w:after="0"/>
+      </w:pPr>
+    </w:p>
+    <w:p>
+      <w:pPr>
+        <w:spacing w:before="0" w:after="0"/>
+      </w:pPr>
     </w:p>
     <w:p>
       <w:pPr>
@@ -26776,6 +28516,46 @@
     </w:p>
     <w:p>
       <w:pPr>
+        <w:spacing w:before="0" w:after="0"/>
+      </w:pPr>
+    </w:p>
+    <w:p>
+      <w:pPr>
+        <w:spacing w:before="0" w:after="0"/>
+      </w:pPr>
+    </w:p>
+    <w:p>
+      <w:pPr>
+        <w:spacing w:before="0" w:after="0"/>
+      </w:pPr>
+    </w:p>
+    <w:p>
+      <w:pPr>
+        <w:spacing w:before="0" w:after="0"/>
+      </w:pPr>
+    </w:p>
+    <w:p>
+      <w:pPr>
+        <w:spacing w:before="0" w:after="0"/>
+      </w:pPr>
+    </w:p>
+    <w:p>
+      <w:pPr>
+        <w:spacing w:before="0" w:after="0"/>
+      </w:pPr>
+    </w:p>
+    <w:p>
+      <w:pPr>
+        <w:spacing w:before="0" w:after="0"/>
+      </w:pPr>
+    </w:p>
+    <w:p>
+      <w:pPr>
+        <w:spacing w:before="0" w:after="0"/>
+      </w:pPr>
+    </w:p>
+    <w:p>
+      <w:pPr>
         <w:spacing w:before="160" w:after="80"/>
       </w:pPr>
       <w:r>
@@ -27505,6 +29285,46 @@
     </w:p>
     <w:p>
       <w:pPr>
+        <w:spacing w:before="0" w:after="0"/>
+      </w:pPr>
+    </w:p>
+    <w:p>
+      <w:pPr>
+        <w:spacing w:before="0" w:after="0"/>
+      </w:pPr>
+    </w:p>
+    <w:p>
+      <w:pPr>
+        <w:spacing w:before="0" w:after="0"/>
+      </w:pPr>
+    </w:p>
+    <w:p>
+      <w:pPr>
+        <w:spacing w:before="0" w:after="0"/>
+      </w:pPr>
+    </w:p>
+    <w:p>
+      <w:pPr>
+        <w:spacing w:before="0" w:after="0"/>
+      </w:pPr>
+    </w:p>
+    <w:p>
+      <w:pPr>
+        <w:spacing w:before="0" w:after="0"/>
+      </w:pPr>
+    </w:p>
+    <w:p>
+      <w:pPr>
+        <w:spacing w:before="0" w:after="0"/>
+      </w:pPr>
+    </w:p>
+    <w:p>
+      <w:pPr>
+        <w:spacing w:before="0" w:after="0"/>
+      </w:pPr>
+    </w:p>
+    <w:p>
+      <w:pPr>
         <w:spacing w:before="160" w:after="80"/>
       </w:pPr>
       <w:r>
@@ -27610,7 +29430,7 @@
         </w:rPr>
         <w:drawing>
           <wp:inline>
-            <wp:extent cx="1800000" cy="1705263"/>
+            <wp:extent cx="1800000" cy="1696154"/>
             <wp:effectExtent b="0" l="0" r="0" t="0"/>
             <wp:docPr descr="" title="" id="119" name="Picture"/>
             <a:graphic>
@@ -27631,7 +29451,7 @@
                   <pic:spPr bwMode="auto">
                     <a:xfrm>
                       <a:off x="0" y="0"/>
-                      <a:ext cx="1800000" cy="1705263"/>
+                      <a:ext cx="1800000" cy="1696154"/>
                     </a:xfrm>
                     <a:prstGeom prst="rect">
                       <a:avLst/>
@@ -28297,6 +30117,46 @@
     </w:p>
     <w:p>
       <w:pPr>
+        <w:spacing w:before="0" w:after="0"/>
+      </w:pPr>
+    </w:p>
+    <w:p>
+      <w:pPr>
+        <w:spacing w:before="0" w:after="0"/>
+      </w:pPr>
+    </w:p>
+    <w:p>
+      <w:pPr>
+        <w:spacing w:before="0" w:after="0"/>
+      </w:pPr>
+    </w:p>
+    <w:p>
+      <w:pPr>
+        <w:spacing w:before="0" w:after="0"/>
+      </w:pPr>
+    </w:p>
+    <w:p>
+      <w:pPr>
+        <w:spacing w:before="0" w:after="0"/>
+      </w:pPr>
+    </w:p>
+    <w:p>
+      <w:pPr>
+        <w:spacing w:before="0" w:after="0"/>
+      </w:pPr>
+    </w:p>
+    <w:p>
+      <w:pPr>
+        <w:spacing w:before="0" w:after="0"/>
+      </w:pPr>
+    </w:p>
+    <w:p>
+      <w:pPr>
+        <w:spacing w:before="0" w:after="0"/>
+      </w:pPr>
+    </w:p>
+    <w:p>
+      <w:pPr>
         <w:spacing w:before="160" w:after="80"/>
       </w:pPr>
       <w:r>
@@ -29176,6 +31036,46 @@
     </w:p>
     <w:p>
       <w:pPr>
+        <w:spacing w:before="0" w:after="0"/>
+      </w:pPr>
+    </w:p>
+    <w:p>
+      <w:pPr>
+        <w:spacing w:before="0" w:after="0"/>
+      </w:pPr>
+    </w:p>
+    <w:p>
+      <w:pPr>
+        <w:spacing w:before="0" w:after="0"/>
+      </w:pPr>
+    </w:p>
+    <w:p>
+      <w:pPr>
+        <w:spacing w:before="0" w:after="0"/>
+      </w:pPr>
+    </w:p>
+    <w:p>
+      <w:pPr>
+        <w:spacing w:before="0" w:after="0"/>
+      </w:pPr>
+    </w:p>
+    <w:p>
+      <w:pPr>
+        <w:spacing w:before="0" w:after="0"/>
+      </w:pPr>
+    </w:p>
+    <w:p>
+      <w:pPr>
+        <w:spacing w:before="0" w:after="0"/>
+      </w:pPr>
+    </w:p>
+    <w:p>
+      <w:pPr>
+        <w:spacing w:before="0" w:after="0"/>
+      </w:pPr>
+    </w:p>
+    <w:p>
+      <w:pPr>
         <w:spacing w:before="160" w:after="80"/>
       </w:pPr>
       <w:r>
@@ -29538,6 +31438,46 @@
     </w:p>
     <w:p>
       <w:pPr>
+        <w:spacing w:before="0" w:after="0"/>
+      </w:pPr>
+    </w:p>
+    <w:p>
+      <w:pPr>
+        <w:spacing w:before="0" w:after="0"/>
+      </w:pPr>
+    </w:p>
+    <w:p>
+      <w:pPr>
+        <w:spacing w:before="0" w:after="0"/>
+      </w:pPr>
+    </w:p>
+    <w:p>
+      <w:pPr>
+        <w:spacing w:before="0" w:after="0"/>
+      </w:pPr>
+    </w:p>
+    <w:p>
+      <w:pPr>
+        <w:spacing w:before="0" w:after="0"/>
+      </w:pPr>
+    </w:p>
+    <w:p>
+      <w:pPr>
+        <w:spacing w:before="0" w:after="0"/>
+      </w:pPr>
+    </w:p>
+    <w:p>
+      <w:pPr>
+        <w:spacing w:before="0" w:after="0"/>
+      </w:pPr>
+    </w:p>
+    <w:p>
+      <w:pPr>
+        <w:spacing w:before="0" w:after="0"/>
+      </w:pPr>
+    </w:p>
+    <w:p>
+      <w:pPr>
         <w:spacing w:before="160" w:after="80"/>
       </w:pPr>
       <w:r>
@@ -29842,6 +31782,46 @@
     </w:p>
     <w:p>
       <w:pPr>
+        <w:spacing w:before="0" w:after="0"/>
+      </w:pPr>
+    </w:p>
+    <w:p>
+      <w:pPr>
+        <w:spacing w:before="0" w:after="0"/>
+      </w:pPr>
+    </w:p>
+    <w:p>
+      <w:pPr>
+        <w:spacing w:before="0" w:after="0"/>
+      </w:pPr>
+    </w:p>
+    <w:p>
+      <w:pPr>
+        <w:spacing w:before="0" w:after="0"/>
+      </w:pPr>
+    </w:p>
+    <w:p>
+      <w:pPr>
+        <w:spacing w:before="0" w:after="0"/>
+      </w:pPr>
+    </w:p>
+    <w:p>
+      <w:pPr>
+        <w:spacing w:before="0" w:after="0"/>
+      </w:pPr>
+    </w:p>
+    <w:p>
+      <w:pPr>
+        <w:spacing w:before="0" w:after="0"/>
+      </w:pPr>
+    </w:p>
+    <w:p>
+      <w:pPr>
+        <w:spacing w:before="0" w:after="0"/>
+      </w:pPr>
+    </w:p>
+    <w:p>
+      <w:pPr>
         <w:spacing w:before="160" w:after="80"/>
       </w:pPr>
       <w:r>
@@ -30076,6 +32056,31 @@
     </w:p>
     <w:p>
       <w:pPr>
+        <w:spacing w:before="0" w:after="0"/>
+      </w:pPr>
+    </w:p>
+    <w:p>
+      <w:pPr>
+        <w:spacing w:before="0" w:after="0"/>
+      </w:pPr>
+    </w:p>
+    <w:p>
+      <w:pPr>
+        <w:spacing w:before="0" w:after="0"/>
+      </w:pPr>
+    </w:p>
+    <w:p>
+      <w:pPr>
+        <w:spacing w:before="0" w:after="0"/>
+      </w:pPr>
+    </w:p>
+    <w:p>
+      <w:pPr>
+        <w:spacing w:before="0" w:after="0"/>
+      </w:pPr>
+    </w:p>
+    <w:p>
+      <w:pPr>
         <w:spacing w:before="160" w:after="80"/>
       </w:pPr>
       <w:r>
@@ -30360,6 +32365,46 @@
     </w:p>
     <w:p>
       <w:pPr>
+        <w:spacing w:before="0" w:after="0"/>
+      </w:pPr>
+    </w:p>
+    <w:p>
+      <w:pPr>
+        <w:spacing w:before="0" w:after="0"/>
+      </w:pPr>
+    </w:p>
+    <w:p>
+      <w:pPr>
+        <w:spacing w:before="0" w:after="0"/>
+      </w:pPr>
+    </w:p>
+    <w:p>
+      <w:pPr>
+        <w:spacing w:before="0" w:after="0"/>
+      </w:pPr>
+    </w:p>
+    <w:p>
+      <w:pPr>
+        <w:spacing w:before="0" w:after="0"/>
+      </w:pPr>
+    </w:p>
+    <w:p>
+      <w:pPr>
+        <w:spacing w:before="0" w:after="0"/>
+      </w:pPr>
+    </w:p>
+    <w:p>
+      <w:pPr>
+        <w:spacing w:before="0" w:after="0"/>
+      </w:pPr>
+    </w:p>
+    <w:p>
+      <w:pPr>
+        <w:spacing w:before="0" w:after="0"/>
+      </w:pPr>
+    </w:p>
+    <w:p>
+      <w:pPr>
         <w:spacing w:before="160" w:after="80"/>
       </w:pPr>
       <w:r>
@@ -30618,6 +32663,31 @@
     </w:p>
     <w:p>
       <w:pPr>
+        <w:spacing w:before="0" w:after="0"/>
+      </w:pPr>
+    </w:p>
+    <w:p>
+      <w:pPr>
+        <w:spacing w:before="0" w:after="0"/>
+      </w:pPr>
+    </w:p>
+    <w:p>
+      <w:pPr>
+        <w:spacing w:before="0" w:after="0"/>
+      </w:pPr>
+    </w:p>
+    <w:p>
+      <w:pPr>
+        <w:spacing w:before="0" w:after="0"/>
+      </w:pPr>
+    </w:p>
+    <w:p>
+      <w:pPr>
+        <w:spacing w:before="0" w:after="0"/>
+      </w:pPr>
+    </w:p>
+    <w:p>
+      <w:pPr>
         <w:spacing w:before="160" w:after="80"/>
       </w:pPr>
       <w:r>
@@ -30930,6 +33000,31 @@
     </w:p>
     <w:p>
       <w:pPr>
+        <w:spacing w:before="0" w:after="0"/>
+      </w:pPr>
+    </w:p>
+    <w:p>
+      <w:pPr>
+        <w:spacing w:before="0" w:after="0"/>
+      </w:pPr>
+    </w:p>
+    <w:p>
+      <w:pPr>
+        <w:spacing w:before="0" w:after="0"/>
+      </w:pPr>
+    </w:p>
+    <w:p>
+      <w:pPr>
+        <w:spacing w:before="0" w:after="0"/>
+      </w:pPr>
+    </w:p>
+    <w:p>
+      <w:pPr>
+        <w:spacing w:before="0" w:after="0"/>
+      </w:pPr>
+    </w:p>
+    <w:p>
+      <w:pPr>
         <w:spacing w:before="160" w:after="80"/>
       </w:pPr>
       <w:r>
@@ -31153,6 +33248,31 @@
     </w:p>
     <w:p>
       <w:pPr>
+        <w:spacing w:before="0" w:after="0"/>
+      </w:pPr>
+    </w:p>
+    <w:p>
+      <w:pPr>
+        <w:spacing w:before="0" w:after="0"/>
+      </w:pPr>
+    </w:p>
+    <w:p>
+      <w:pPr>
+        <w:spacing w:before="0" w:after="0"/>
+      </w:pPr>
+    </w:p>
+    <w:p>
+      <w:pPr>
+        <w:spacing w:before="0" w:after="0"/>
+      </w:pPr>
+    </w:p>
+    <w:p>
+      <w:pPr>
+        <w:spacing w:before="0" w:after="0"/>
+      </w:pPr>
+    </w:p>
+    <w:p>
+      <w:pPr>
         <w:spacing w:before="160" w:after="80"/>
       </w:pPr>
       <w:r>
@@ -31381,6 +33501,31 @@
     </w:p>
     <w:p>
       <w:pPr>
+        <w:spacing w:before="0" w:after="0"/>
+      </w:pPr>
+    </w:p>
+    <w:p>
+      <w:pPr>
+        <w:spacing w:before="0" w:after="0"/>
+      </w:pPr>
+    </w:p>
+    <w:p>
+      <w:pPr>
+        <w:spacing w:before="0" w:after="0"/>
+      </w:pPr>
+    </w:p>
+    <w:p>
+      <w:pPr>
+        <w:spacing w:before="0" w:after="0"/>
+      </w:pPr>
+    </w:p>
+    <w:p>
+      <w:pPr>
+        <w:spacing w:before="0" w:after="0"/>
+      </w:pPr>
+    </w:p>
+    <w:p>
+      <w:pPr>
         <w:spacing w:before="160" w:after="80"/>
       </w:pPr>
       <w:r>
@@ -31784,6 +33929,46 @@
     </w:p>
     <w:p>
       <w:pPr>
+        <w:spacing w:before="0" w:after="0"/>
+      </w:pPr>
+    </w:p>
+    <w:p>
+      <w:pPr>
+        <w:spacing w:before="0" w:after="0"/>
+      </w:pPr>
+    </w:p>
+    <w:p>
+      <w:pPr>
+        <w:spacing w:before="0" w:after="0"/>
+      </w:pPr>
+    </w:p>
+    <w:p>
+      <w:pPr>
+        <w:spacing w:before="0" w:after="0"/>
+      </w:pPr>
+    </w:p>
+    <w:p>
+      <w:pPr>
+        <w:spacing w:before="0" w:after="0"/>
+      </w:pPr>
+    </w:p>
+    <w:p>
+      <w:pPr>
+        <w:spacing w:before="0" w:after="0"/>
+      </w:pPr>
+    </w:p>
+    <w:p>
+      <w:pPr>
+        <w:spacing w:before="0" w:after="0"/>
+      </w:pPr>
+    </w:p>
+    <w:p>
+      <w:pPr>
+        <w:spacing w:before="0" w:after="0"/>
+      </w:pPr>
+    </w:p>
+    <w:p>
+      <w:pPr>
         <w:spacing w:before="160" w:after="80"/>
       </w:pPr>
       <w:r>
@@ -32045,6 +34230,31 @@
     </w:p>
     <w:p>
       <w:pPr>
+        <w:spacing w:before="0" w:after="0"/>
+      </w:pPr>
+    </w:p>
+    <w:p>
+      <w:pPr>
+        <w:spacing w:before="0" w:after="0"/>
+      </w:pPr>
+    </w:p>
+    <w:p>
+      <w:pPr>
+        <w:spacing w:before="0" w:after="0"/>
+      </w:pPr>
+    </w:p>
+    <w:p>
+      <w:pPr>
+        <w:spacing w:before="0" w:after="0"/>
+      </w:pPr>
+    </w:p>
+    <w:p>
+      <w:pPr>
+        <w:spacing w:before="0" w:after="0"/>
+      </w:pPr>
+    </w:p>
+    <w:p>
+      <w:pPr>
         <w:spacing w:before="160" w:after="80"/>
       </w:pPr>
       <w:r>
@@ -32489,6 +34699,46 @@
         </w:rPr>
         <w:t>？</w:t>
       </w:r>
+    </w:p>
+    <w:p>
+      <w:pPr>
+        <w:spacing w:before="0" w:after="0"/>
+      </w:pPr>
+    </w:p>
+    <w:p>
+      <w:pPr>
+        <w:spacing w:before="0" w:after="0"/>
+      </w:pPr>
+    </w:p>
+    <w:p>
+      <w:pPr>
+        <w:spacing w:before="0" w:after="0"/>
+      </w:pPr>
+    </w:p>
+    <w:p>
+      <w:pPr>
+        <w:spacing w:before="0" w:after="0"/>
+      </w:pPr>
+    </w:p>
+    <w:p>
+      <w:pPr>
+        <w:spacing w:before="0" w:after="0"/>
+      </w:pPr>
+    </w:p>
+    <w:p>
+      <w:pPr>
+        <w:spacing w:before="0" w:after="0"/>
+      </w:pPr>
+    </w:p>
+    <w:p>
+      <w:pPr>
+        <w:spacing w:before="0" w:after="0"/>
+      </w:pPr>
+    </w:p>
+    <w:p>
+      <w:pPr>
+        <w:spacing w:before="0" w:after="0"/>
+      </w:pPr>
     </w:p>
     <w:p>
       <w:pPr>
@@ -32869,6 +35119,46 @@
     </w:p>
     <w:p>
       <w:pPr>
+        <w:spacing w:before="0" w:after="0"/>
+      </w:pPr>
+    </w:p>
+    <w:p>
+      <w:pPr>
+        <w:spacing w:before="0" w:after="0"/>
+      </w:pPr>
+    </w:p>
+    <w:p>
+      <w:pPr>
+        <w:spacing w:before="0" w:after="0"/>
+      </w:pPr>
+    </w:p>
+    <w:p>
+      <w:pPr>
+        <w:spacing w:before="0" w:after="0"/>
+      </w:pPr>
+    </w:p>
+    <w:p>
+      <w:pPr>
+        <w:spacing w:before="0" w:after="0"/>
+      </w:pPr>
+    </w:p>
+    <w:p>
+      <w:pPr>
+        <w:spacing w:before="0" w:after="0"/>
+      </w:pPr>
+    </w:p>
+    <w:p>
+      <w:pPr>
+        <w:spacing w:before="0" w:after="0"/>
+      </w:pPr>
+    </w:p>
+    <w:p>
+      <w:pPr>
+        <w:spacing w:before="0" w:after="0"/>
+      </w:pPr>
+    </w:p>
+    <w:p>
+      <w:pPr>
         <w:spacing w:before="160" w:after="80"/>
       </w:pPr>
       <w:r>
@@ -33146,6 +35436,31 @@
     </w:p>
     <w:p>
       <w:pPr>
+        <w:spacing w:before="0" w:after="0"/>
+      </w:pPr>
+    </w:p>
+    <w:p>
+      <w:pPr>
+        <w:spacing w:before="0" w:after="0"/>
+      </w:pPr>
+    </w:p>
+    <w:p>
+      <w:pPr>
+        <w:spacing w:before="0" w:after="0"/>
+      </w:pPr>
+    </w:p>
+    <w:p>
+      <w:pPr>
+        <w:spacing w:before="0" w:after="0"/>
+      </w:pPr>
+    </w:p>
+    <w:p>
+      <w:pPr>
+        <w:spacing w:before="0" w:after="0"/>
+      </w:pPr>
+    </w:p>
+    <w:p>
+      <w:pPr>
         <w:spacing w:before="160" w:after="80"/>
       </w:pPr>
       <w:r>
@@ -33446,6 +35761,31 @@
         </w:rPr>
         <w:t>。</w:t>
       </w:r>
+    </w:p>
+    <w:p>
+      <w:pPr>
+        <w:spacing w:before="0" w:after="0"/>
+      </w:pPr>
+    </w:p>
+    <w:p>
+      <w:pPr>
+        <w:spacing w:before="0" w:after="0"/>
+      </w:pPr>
+    </w:p>
+    <w:p>
+      <w:pPr>
+        <w:spacing w:before="0" w:after="0"/>
+      </w:pPr>
+    </w:p>
+    <w:p>
+      <w:pPr>
+        <w:spacing w:before="0" w:after="0"/>
+      </w:pPr>
+    </w:p>
+    <w:p>
+      <w:pPr>
+        <w:spacing w:before="0" w:after="0"/>
+      </w:pPr>
     </w:p>
     <w:p>
       <w:pPr>

--- a/00-首页/题组Word/习题书/第三篇-有机化学/7-金属有机与偶联反应-学生版.docx
+++ b/00-首页/题组Word/习题书/第三篇-有机化学/7-金属有机与偶联反应-学生版.docx
@@ -27608,7 +27608,7 @@
         <m:sSup>
           <m:e>
             <m:r>
-              <m:t>​</m:t>
+              <m:t xml:space="preserve"> </m:t>
             </m:r>
           </m:e>
           <m:sup>
@@ -27788,7 +27788,7 @@
               <m:sSup>
                 <m:e>
                   <m:r>
-                    <m:t>​</m:t>
+                    <m:t xml:space="preserve"> </m:t>
                   </m:r>
                 </m:e>
                 <m:sup>

--- a/00-首页/题组Word/习题书/第三篇-有机化学/7-金属有机与偶联反应-学生版.docx
+++ b/00-首页/题组Word/习题书/第三篇-有机化学/7-金属有机与偶联反应-学生版.docx
@@ -12906,6 +12906,14 @@
       <w:tblPr>
         <w:tblStyle w:val="Table"/>
         <w:tblW w:type="auto" w:w="0"/>
+        <w:tblBorders>
+          <w:top w:val="single" w:sz="12" w:space="0" w:color="000000"/>
+          <w:left w:val="none" w:sz="0" w:space="0" w:color="auto"/>
+          <w:bottom w:val="single" w:sz="12" w:space="0" w:color="000000"/>
+          <w:right w:val="none" w:sz="0" w:space="0" w:color="auto"/>
+          <w:insideH w:val="none" w:sz="0" w:space="0" w:color="auto"/>
+          <w:insideV w:val="none" w:sz="0" w:space="0" w:color="auto"/>
+        </w:tblBorders>
         <w:tblLook w:firstRow="1" w:lastRow="0" w:firstColumn="0" w:lastColumn="0" w:noHBand="0" w:noVBand="0" w:val="0020"/>
       </w:tblPr>
       <w:tblGrid>
@@ -12920,7 +12928,11 @@
           <w:tblHeader w:val="on"/>
         </w:trPr>
         <w:tc>
-          <w:tcPr/>
+          <w:tcPr>
+            <w:tcBorders>
+              <w:bottom w:val="single" w:sz="8" w:space="0" w:color="000000"/>
+            </w:tcBorders>
+          </w:tcPr>
           <w:p>
             <w:pPr>
               <w:pStyle w:val="Compact"/>
@@ -12936,7 +12948,11 @@
           </w:p>
         </w:tc>
         <w:tc>
-          <w:tcPr/>
+          <w:tcPr>
+            <w:tcBorders>
+              <w:bottom w:val="single" w:sz="8" w:space="0" w:color="000000"/>
+            </w:tcBorders>
+          </w:tcPr>
           <w:p>
             <w:pPr>
               <w:pStyle w:val="Compact"/>
@@ -12967,7 +12983,11 @@
           </w:p>
         </w:tc>
         <w:tc>
-          <w:tcPr/>
+          <w:tcPr>
+            <w:tcBorders>
+              <w:bottom w:val="single" w:sz="8" w:space="0" w:color="000000"/>
+            </w:tcBorders>
+          </w:tcPr>
           <w:p>
             <w:pPr>
               <w:pStyle w:val="Compact"/>
@@ -12983,7 +13003,11 @@
           </w:p>
         </w:tc>
         <w:tc>
-          <w:tcPr/>
+          <w:tcPr>
+            <w:tcBorders>
+              <w:bottom w:val="single" w:sz="8" w:space="0" w:color="000000"/>
+            </w:tcBorders>
+          </w:tcPr>
           <w:p>
             <w:pPr>
               <w:pStyle w:val="Compact"/>
@@ -12999,7 +13023,11 @@
           </w:p>
         </w:tc>
         <w:tc>
-          <w:tcPr/>
+          <w:tcPr>
+            <w:tcBorders>
+              <w:bottom w:val="single" w:sz="8" w:space="0" w:color="000000"/>
+            </w:tcBorders>
+          </w:tcPr>
           <w:p>
             <w:pPr>
               <w:pStyle w:val="Compact"/>
@@ -16405,6 +16433,14 @@
       <w:tblPr>
         <w:tblStyle w:val="Table"/>
         <w:tblW w:type="auto" w:w="0"/>
+        <w:tblBorders>
+          <w:top w:val="single" w:sz="12" w:space="0" w:color="000000"/>
+          <w:left w:val="none" w:sz="0" w:space="0" w:color="auto"/>
+          <w:bottom w:val="single" w:sz="12" w:space="0" w:color="000000"/>
+          <w:right w:val="none" w:sz="0" w:space="0" w:color="auto"/>
+          <w:insideH w:val="none" w:sz="0" w:space="0" w:color="auto"/>
+          <w:insideV w:val="none" w:sz="0" w:space="0" w:color="auto"/>
+        </w:tblBorders>
         <w:tblLook w:firstRow="1" w:lastRow="0" w:firstColumn="0" w:lastColumn="0" w:noHBand="0" w:noVBand="0" w:val="0020"/>
       </w:tblPr>
       <w:tblGrid>
@@ -16421,7 +16457,11 @@
           <w:tblHeader w:val="on"/>
         </w:trPr>
         <w:tc>
-          <w:tcPr/>
+          <w:tcPr>
+            <w:tcBorders>
+              <w:bottom w:val="single" w:sz="8" w:space="0" w:color="000000"/>
+            </w:tcBorders>
+          </w:tcPr>
           <w:p>
             <w:pPr>
               <w:pStyle w:val="Compact"/>
@@ -16437,7 +16477,11 @@
           </w:p>
         </w:tc>
         <w:tc>
-          <w:tcPr/>
+          <w:tcPr>
+            <w:tcBorders>
+              <w:bottom w:val="single" w:sz="8" w:space="0" w:color="000000"/>
+            </w:tcBorders>
+          </w:tcPr>
           <w:p>
             <w:pPr>
               <w:pStyle w:val="Compact"/>
@@ -16453,7 +16497,11 @@
           </w:p>
         </w:tc>
         <w:tc>
-          <w:tcPr/>
+          <w:tcPr>
+            <w:tcBorders>
+              <w:bottom w:val="single" w:sz="8" w:space="0" w:color="000000"/>
+            </w:tcBorders>
+          </w:tcPr>
           <w:p>
             <w:pPr>
               <w:pStyle w:val="Compact"/>
@@ -16469,7 +16517,11 @@
           </w:p>
         </w:tc>
         <w:tc>
-          <w:tcPr/>
+          <w:tcPr>
+            <w:tcBorders>
+              <w:bottom w:val="single" w:sz="8" w:space="0" w:color="000000"/>
+            </w:tcBorders>
+          </w:tcPr>
           <w:p>
             <w:pPr>
               <w:pStyle w:val="Compact"/>
@@ -16485,7 +16537,11 @@
           </w:p>
         </w:tc>
         <w:tc>
-          <w:tcPr/>
+          <w:tcPr>
+            <w:tcBorders>
+              <w:bottom w:val="single" w:sz="8" w:space="0" w:color="000000"/>
+            </w:tcBorders>
+          </w:tcPr>
           <w:p>
             <w:pPr>
               <w:pStyle w:val="Compact"/>
@@ -16501,7 +16557,11 @@
           </w:p>
         </w:tc>
         <w:tc>
-          <w:tcPr/>
+          <w:tcPr>
+            <w:tcBorders>
+              <w:bottom w:val="single" w:sz="8" w:space="0" w:color="000000"/>
+            </w:tcBorders>
+          </w:tcPr>
           <w:p>
             <w:pPr>
               <w:pStyle w:val="Compact"/>
@@ -16517,7 +16577,11 @@
           </w:p>
         </w:tc>
         <w:tc>
-          <w:tcPr/>
+          <w:tcPr>
+            <w:tcBorders>
+              <w:bottom w:val="single" w:sz="8" w:space="0" w:color="000000"/>
+            </w:tcBorders>
+          </w:tcPr>
           <w:p>
             <w:pPr>
               <w:pStyle w:val="Compact"/>
@@ -25314,6 +25378,7 @@
     <w:p>
       <w:pPr>
         <w:pStyle w:val="BodyText"/>
+        <w:spacing w:before="0" w:after="0"/>
       </w:pPr>
       <w:r>
         <w:rPr>
@@ -27765,6 +27830,14 @@
       <w:tblPr>
         <w:tblStyle w:val="Table"/>
         <w:tblW w:type="auto" w:w="0"/>
+        <w:tblBorders>
+          <w:top w:val="single" w:sz="12" w:space="0" w:color="000000"/>
+          <w:left w:val="none" w:sz="0" w:space="0" w:color="auto"/>
+          <w:bottom w:val="single" w:sz="12" w:space="0" w:color="000000"/>
+          <w:right w:val="none" w:sz="0" w:space="0" w:color="auto"/>
+          <w:insideH w:val="none" w:sz="0" w:space="0" w:color="auto"/>
+          <w:insideV w:val="none" w:sz="0" w:space="0" w:color="auto"/>
+        </w:tblBorders>
         <w:tblLook w:firstRow="1" w:lastRow="0" w:firstColumn="0" w:lastColumn="0" w:noHBand="0" w:noVBand="0" w:val="0020"/>
       </w:tblPr>
       <w:tblGrid>
@@ -27778,7 +27851,11 @@
           <w:tblHeader w:val="on"/>
         </w:trPr>
         <w:tc>
-          <w:tcPr/>
+          <w:tcPr>
+            <w:tcBorders>
+              <w:bottom w:val="single" w:sz="8" w:space="0" w:color="000000"/>
+            </w:tcBorders>
+          </w:tcPr>
           <w:p>
             <w:pPr>
               <w:pStyle w:val="Compact"/>
@@ -27815,7 +27892,11 @@
           </w:p>
         </w:tc>
         <w:tc>
-          <w:tcPr/>
+          <w:tcPr>
+            <w:tcBorders>
+              <w:bottom w:val="single" w:sz="8" w:space="0" w:color="000000"/>
+            </w:tcBorders>
+          </w:tcPr>
           <w:p>
             <w:pPr>
               <w:pStyle w:val="Compact"/>
@@ -27893,7 +27974,11 @@
           </w:p>
         </w:tc>
         <w:tc>
-          <w:tcPr/>
+          <w:tcPr>
+            <w:tcBorders>
+              <w:bottom w:val="single" w:sz="8" w:space="0" w:color="000000"/>
+            </w:tcBorders>
+          </w:tcPr>
           <w:p>
             <w:pPr>
               <w:pStyle w:val="Compact"/>
@@ -27909,7 +27994,11 @@
           </w:p>
         </w:tc>
         <w:tc>
-          <w:tcPr/>
+          <w:tcPr>
+            <w:tcBorders>
+              <w:bottom w:val="single" w:sz="8" w:space="0" w:color="000000"/>
+            </w:tcBorders>
+          </w:tcPr>
           <w:p>
             <w:pPr>
               <w:pStyle w:val="Compact"/>
@@ -36727,7 +36816,7 @@
     <ns0:rPr>
       <ns0:rFonts ns0:ascii="Times New Roman" ns0:cs="Times New Roman" ns0:eastAsia="SimHei" ns0:hAnsi="Times New Roman"/>
       <ns0:b/>
-      <ns0:color ns0:val="17324D"/>
+      <ns0:color ns0:val="000000"/>
       <ns0:sz ns0:val="44"/>
       <ns0:szCs ns0:val="56"/>
     </ns0:rPr>
@@ -36869,7 +36958,7 @@
     <ns0:rPr>
       <ns0:rFonts ns0:ascii="Times New Roman" ns0:cs="Times New Roman" ns0:eastAsia="SimHei" ns0:hAnsi="Times New Roman"/>
       <ns0:b/>
-      <ns0:color ns0:val="17324D"/>
+      <ns0:color ns0:val="000000"/>
       <ns0:sz ns0:val="32"/>
       <ns0:szCs ns0:val="40"/>
     </ns0:rPr>
@@ -36893,7 +36982,7 @@
     <ns0:rPr>
       <ns0:rFonts ns0:ascii="Times New Roman" ns0:cs="Times New Roman" ns0:eastAsia="SimHei" ns0:hAnsi="Times New Roman"/>
       <ns0:b/>
-      <ns0:color ns0:val="17324D"/>
+      <ns0:color ns0:val="000000"/>
       <ns0:sz ns0:val="28"/>
       <ns0:szCs ns0:val="32"/>
     </ns0:rPr>
@@ -36917,7 +37006,7 @@
     <ns0:rPr>
       <ns0:rFonts ns0:ascii="Times New Roman" ns0:cs="Times New Roman" ns0:eastAsia="SimHei" ns0:hAnsi="Times New Roman"/>
       <ns0:b/>
-      <ns0:color ns0:val="17324D"/>
+      <ns0:color ns0:val="000000"/>
       <ns0:sz ns0:val="25"/>
       <ns0:szCs ns0:val="28"/>
     </ns0:rPr>
